--- a/course_docs/Own project assignment feedback.docx
+++ b/course_docs/Own project assignment feedback.docx
@@ -1,177 +1,210 @@
 
 <file path=word/document.xml><?xml version="1.0" encoding="utf-8"?>
-<w:document xmlns:o="urn:schemas-microsoft-com:office:office" xmlns:r="http://schemas.openxmlformats.org/officeDocument/2006/relationships" xmlns:v="urn:schemas-microsoft-com:vml" xmlns:w="http://schemas.openxmlformats.org/wordprocessingml/2006/main" xmlns:w10="urn:schemas-microsoft-com:office:word" xmlns:wp="http://schemas.openxmlformats.org/drawingml/2006/wordprocessingDrawing" xmlns:wps="http://schemas.microsoft.com/office/word/2010/wordprocessingShape" xmlns:wpg="http://schemas.microsoft.com/office/word/2010/wordprocessingGroup" xmlns:mc="http://schemas.openxmlformats.org/markup-compatibility/2006" xmlns:wp14="http://schemas.microsoft.com/office/word/2010/wordprocessingDrawing" xmlns:w14="http://schemas.microsoft.com/office/word/2010/wordml" xmlns:w15="http://schemas.microsoft.com/office/word/2012/wordml" mc:Ignorable="w14 wp14 w15">
+<w:document xmlns:wpc="http://schemas.microsoft.com/office/word/2010/wordprocessingCanvas" xmlns:cx="http://schemas.microsoft.com/office/drawing/2014/chartex" xmlns:cx1="http://schemas.microsoft.com/office/drawing/2015/9/8/chartex" xmlns:cx2="http://schemas.microsoft.com/office/drawing/2015/10/21/chartex" xmlns:cx3="http://schemas.microsoft.com/office/drawing/2016/5/9/chartex" xmlns:cx4="http://schemas.microsoft.com/office/drawing/2016/5/10/chartex" xmlns:cx5="http://schemas.microsoft.com/office/drawing/2016/5/11/chartex" xmlns:cx6="http://schemas.microsoft.com/office/drawing/2016/5/12/chartex" xmlns:cx7="http://schemas.microsoft.com/office/drawing/2016/5/13/chartex" xmlns:cx8="http://schemas.microsoft.com/office/drawing/2016/5/14/chartex" xmlns:mc="http://schemas.openxmlformats.org/markup-compatibility/2006" xmlns:aink="http://schemas.microsoft.com/office/drawing/2016/ink" xmlns:am3d="http://schemas.microsoft.com/office/drawing/2017/model3d" xmlns:o="urn:schemas-microsoft-com:office:office" xmlns:r="http://schemas.openxmlformats.org/officeDocument/2006/relationships" xmlns:m="http://schemas.openxmlformats.org/officeDocument/2006/math" xmlns:v="urn:schemas-microsoft-com:vml" xmlns:wp14="http://schemas.microsoft.com/office/word/2010/wordprocessingDrawing" xmlns:wp="http://schemas.openxmlformats.org/drawingml/2006/wordprocessingDrawing" xmlns:w10="urn:schemas-microsoft-com:office:word" xmlns:w="http://schemas.openxmlformats.org/wordprocessingml/2006/main" xmlns:w14="http://schemas.microsoft.com/office/word/2010/wordml" xmlns:w15="http://schemas.microsoft.com/office/word/2012/wordml" xmlns:w16cid="http://schemas.microsoft.com/office/word/2016/wordml/cid" xmlns:w16se="http://schemas.microsoft.com/office/word/2015/wordml/symex" xmlns:wpg="http://schemas.microsoft.com/office/word/2010/wordprocessingGroup" xmlns:wpi="http://schemas.microsoft.com/office/word/2010/wordprocessingInk" xmlns:wne="http://schemas.microsoft.com/office/word/2006/wordml" xmlns:wps="http://schemas.microsoft.com/office/word/2010/wordprocessingShape" mc:Ignorable="w14 w15 w16se w16cid wp14">
   <w:body>
     <w:p>
       <w:pPr>
         <w:pStyle w:val="PlainText"/>
         <w:rPr>
-          <w:rFonts w:ascii="Calibri" w:hAnsi="Calibri" w:asciiTheme="minorHAnsi" w:hAnsiTheme="minorHAnsi"/>
+          <w:rFonts w:asciiTheme="minorHAnsi" w:hAnsiTheme="minorHAnsi"/>
           <w:sz w:val="24"/>
         </w:rPr>
       </w:pPr>
       <w:r>
         <w:rPr>
-          <w:rFonts w:ascii="Calibri" w:hAnsi="Calibri" w:asciiTheme="minorHAnsi" w:hAnsiTheme="minorHAnsi"/>
-          <w:sz w:val="28"/>
-        </w:rPr>
-        <w:t xml:space="preserve">Name of commentator: </w:t>
-      </w:r>
-      <w:r>
-        <w:rPr>
-          <w:rFonts w:ascii="Calibri" w:hAnsi="Calibri" w:asciiTheme="minorHAnsi" w:hAnsiTheme="minorHAnsi"/>
+          <w:rFonts w:asciiTheme="minorHAnsi" w:hAnsiTheme="minorHAnsi"/>
+          <w:sz w:val="28"/>
+        </w:rPr>
+        <w:t>Name of commentator</w:t>
+      </w:r>
+      <w:r>
+        <w:rPr>
+          <w:rFonts w:asciiTheme="minorHAnsi" w:hAnsiTheme="minorHAnsi"/>
+          <w:sz w:val="28"/>
+        </w:rPr>
+        <w:t xml:space="preserve">: </w:t>
+      </w:r>
+      <w:r>
+        <w:rPr>
+          <w:rFonts w:asciiTheme="minorHAnsi" w:hAnsiTheme="minorHAnsi"/>
           <w:sz w:val="24"/>
         </w:rPr>
-        <w:t>________________________(I will delete before sending to presenter)</w:t>
-      </w:r>
-    </w:p>
-    <w:p>
-      <w:pPr>
-        <w:pStyle w:val="PlainText"/>
-        <w:rPr>
-          <w:rFonts w:ascii="Calibri" w:hAnsi="Calibri" w:asciiTheme="minorHAnsi" w:hAnsiTheme="minorHAnsi"/>
-          <w:sz w:val="28"/>
-        </w:rPr>
-      </w:pPr>
-      <w:r>
-        <w:rPr>
-          <w:rFonts w:asciiTheme="minorHAnsi" w:hAnsiTheme="minorHAnsi" w:ascii="Calibri" w:hAnsi="Calibri"/>
-          <w:sz w:val="28"/>
-        </w:rPr>
-      </w:r>
-    </w:p>
-    <w:p>
-      <w:pPr>
-        <w:pStyle w:val="PlainText"/>
-        <w:rPr>
-          <w:rFonts w:ascii="Calibri" w:hAnsi="Calibri" w:asciiTheme="minorHAnsi" w:hAnsiTheme="minorHAnsi"/>
-          <w:sz w:val="28"/>
-        </w:rPr>
-      </w:pPr>
-      <w:r>
-        <w:rPr>
-          <w:rFonts w:asciiTheme="minorHAnsi" w:hAnsiTheme="minorHAnsi" w:ascii="Calibri" w:hAnsi="Calibri"/>
-          <w:sz w:val="28"/>
-        </w:rPr>
-      </w:r>
-    </w:p>
-    <w:p>
-      <w:pPr>
-        <w:pStyle w:val="PlainText"/>
-        <w:rPr>
-          <w:rFonts w:ascii="Calibri" w:hAnsi="Calibri" w:asciiTheme="minorHAnsi" w:hAnsiTheme="minorHAnsi"/>
-          <w:sz w:val="28"/>
-        </w:rPr>
-      </w:pPr>
-      <w:r>
-        <w:rPr>
-          <w:rFonts w:ascii="Calibri" w:hAnsi="Calibri" w:asciiTheme="minorHAnsi" w:hAnsiTheme="minorHAnsi"/>
-          <w:sz w:val="28"/>
-        </w:rPr>
-        <w:t>Name of presenter: ____________________________________overall mark: ________%</w:t>
-      </w:r>
-    </w:p>
-    <w:p>
-      <w:pPr>
-        <w:pStyle w:val="PlainText"/>
-        <w:rPr>
-          <w:rFonts w:ascii="Calibri" w:hAnsi="Calibri" w:asciiTheme="minorHAnsi" w:hAnsiTheme="minorHAnsi"/>
-          <w:sz w:val="28"/>
-        </w:rPr>
-      </w:pPr>
-      <w:r>
-        <w:rPr>
-          <w:rFonts w:asciiTheme="minorHAnsi" w:hAnsiTheme="minorHAnsi" w:ascii="Calibri" w:hAnsi="Calibri"/>
-          <w:sz w:val="28"/>
-        </w:rPr>
-      </w:r>
-    </w:p>
-    <w:p>
-      <w:pPr>
-        <w:pStyle w:val="PlainText"/>
-        <w:rPr>
-          <w:rFonts w:ascii="Calibri" w:hAnsi="Calibri" w:asciiTheme="minorHAnsi" w:hAnsiTheme="minorHAnsi"/>
-          <w:sz w:val="28"/>
-        </w:rPr>
-      </w:pPr>
-      <w:r>
-        <w:rPr>
-          <w:rFonts w:ascii="Calibri" w:hAnsi="Calibri" w:asciiTheme="minorHAnsi" w:hAnsiTheme="minorHAnsi"/>
-          <w:sz w:val="28"/>
-        </w:rPr>
-        <w:t>Please provide comment(s) on each of the following point: Was it explained? Was it clear? Was it well justified? How could it be improved?</w:t>
-      </w:r>
-    </w:p>
-    <w:p>
-      <w:pPr>
-        <w:pStyle w:val="PlainText"/>
-        <w:rPr>
-          <w:rFonts w:ascii="Calibri" w:hAnsi="Calibri" w:asciiTheme="minorHAnsi" w:hAnsiTheme="minorHAnsi"/>
-          <w:sz w:val="28"/>
-        </w:rPr>
-      </w:pPr>
-      <w:r>
-        <w:rPr>
-          <w:rFonts w:asciiTheme="minorHAnsi" w:hAnsiTheme="minorHAnsi" w:ascii="Calibri" w:hAnsi="Calibri"/>
-          <w:sz w:val="28"/>
-        </w:rPr>
-      </w:r>
+        <w:t>________________________</w:t>
+      </w:r>
+      <w:r>
+        <w:rPr>
+          <w:rFonts w:asciiTheme="minorHAnsi" w:hAnsiTheme="minorHAnsi"/>
+          <w:sz w:val="24"/>
+        </w:rPr>
+        <w:t>(I will delete before sending to presenter)</w:t>
+      </w:r>
+    </w:p>
+    <w:p>
+      <w:pPr>
+        <w:pStyle w:val="PlainText"/>
+        <w:rPr>
+          <w:rFonts w:asciiTheme="minorHAnsi" w:hAnsiTheme="minorHAnsi"/>
+          <w:sz w:val="28"/>
+        </w:rPr>
+      </w:pPr>
+    </w:p>
+    <w:p>
+      <w:pPr>
+        <w:pStyle w:val="PlainText"/>
+        <w:rPr>
+          <w:rFonts w:asciiTheme="minorHAnsi" w:hAnsiTheme="minorHAnsi"/>
+          <w:sz w:val="28"/>
+        </w:rPr>
+      </w:pPr>
+    </w:p>
+    <w:p>
+      <w:pPr>
+        <w:pStyle w:val="PlainText"/>
+        <w:rPr>
+          <w:rFonts w:asciiTheme="minorHAnsi" w:hAnsiTheme="minorHAnsi"/>
+          <w:sz w:val="28"/>
+        </w:rPr>
+      </w:pPr>
+      <w:r>
+        <w:rPr>
+          <w:rFonts w:asciiTheme="minorHAnsi" w:hAnsiTheme="minorHAnsi"/>
+          <w:sz w:val="28"/>
+        </w:rPr>
+        <w:t>Name of presenter: ____________________________________</w:t>
+      </w:r>
+      <w:r>
+        <w:rPr>
+          <w:rFonts w:asciiTheme="minorHAnsi" w:hAnsiTheme="minorHAnsi"/>
+          <w:sz w:val="28"/>
+        </w:rPr>
+        <w:t>overall mark: ________%</w:t>
+      </w:r>
+    </w:p>
+    <w:p>
+      <w:pPr>
+        <w:pStyle w:val="PlainText"/>
+        <w:rPr>
+          <w:rFonts w:asciiTheme="minorHAnsi" w:hAnsiTheme="minorHAnsi"/>
+          <w:sz w:val="28"/>
+        </w:rPr>
+      </w:pPr>
+    </w:p>
+    <w:p>
+      <w:pPr>
+        <w:pStyle w:val="PlainText"/>
+        <w:rPr>
+          <w:rFonts w:asciiTheme="minorHAnsi" w:hAnsiTheme="minorHAnsi"/>
+          <w:sz w:val="28"/>
+        </w:rPr>
+      </w:pPr>
+      <w:r>
+        <w:rPr>
+          <w:rFonts w:asciiTheme="minorHAnsi" w:hAnsiTheme="minorHAnsi"/>
+          <w:sz w:val="28"/>
+        </w:rPr>
+        <w:t>Please provide comment(s) on each of the following point</w:t>
+      </w:r>
+      <w:r>
+        <w:rPr>
+          <w:rFonts w:asciiTheme="minorHAnsi" w:hAnsiTheme="minorHAnsi"/>
+          <w:sz w:val="28"/>
+        </w:rPr>
+        <w:t>:</w:t>
+      </w:r>
+      <w:r>
+        <w:rPr>
+          <w:rFonts w:asciiTheme="minorHAnsi" w:hAnsiTheme="minorHAnsi"/>
+          <w:sz w:val="28"/>
+        </w:rPr>
+        <w:t xml:space="preserve"> </w:t>
+      </w:r>
+      <w:r>
+        <w:rPr>
+          <w:rFonts w:asciiTheme="minorHAnsi" w:hAnsiTheme="minorHAnsi"/>
+          <w:sz w:val="28"/>
+        </w:rPr>
+        <w:t>W</w:t>
+      </w:r>
+      <w:r>
+        <w:rPr>
+          <w:rFonts w:asciiTheme="minorHAnsi" w:hAnsiTheme="minorHAnsi"/>
+          <w:sz w:val="28"/>
+        </w:rPr>
+        <w:t>as it explained? Was it clear? Was it well justified?</w:t>
+      </w:r>
+      <w:r>
+        <w:rPr>
+          <w:rFonts w:asciiTheme="minorHAnsi" w:hAnsiTheme="minorHAnsi"/>
+          <w:sz w:val="28"/>
+        </w:rPr>
+        <w:t xml:space="preserve"> How could it be improved?</w:t>
+      </w:r>
+    </w:p>
+    <w:p>
+      <w:pPr>
+        <w:pStyle w:val="PlainText"/>
+        <w:rPr>
+          <w:rFonts w:asciiTheme="minorHAnsi" w:hAnsiTheme="minorHAnsi"/>
+          <w:sz w:val="28"/>
+        </w:rPr>
+      </w:pPr>
     </w:p>
     <w:p>
       <w:pPr>
         <w:pStyle w:val="PlainText"/>
         <w:numPr>
           <w:ilvl w:val="0"/>
-          <w:numId w:val="1"/>
+          <w:numId w:val="2"/>
         </w:numPr>
         <w:rPr>
-          <w:rFonts w:ascii="Calibri" w:hAnsi="Calibri" w:asciiTheme="minorHAnsi" w:hAnsiTheme="minorHAnsi"/>
+          <w:rFonts w:asciiTheme="minorHAnsi" w:hAnsiTheme="minorHAnsi"/>
           <w:b/>
           <w:sz w:val="28"/>
         </w:rPr>
       </w:pPr>
       <w:r>
         <w:rPr>
-          <w:rFonts w:ascii="Calibri" w:hAnsi="Calibri" w:asciiTheme="minorHAnsi" w:hAnsiTheme="minorHAnsi"/>
+          <w:rFonts w:asciiTheme="minorHAnsi" w:hAnsiTheme="minorHAnsi"/>
           <w:b/>
           <w:sz w:val="28"/>
         </w:rPr>
-        <w:t>Research question</w:t>
-      </w:r>
-    </w:p>
-    <w:p>
-      <w:pPr>
-        <w:pStyle w:val="PlainText"/>
-        <w:rPr>
-          <w:rFonts w:ascii="Calibri" w:hAnsi="Calibri" w:asciiTheme="minorHAnsi" w:hAnsiTheme="minorHAnsi"/>
+        <w:t>R</w:t>
+      </w:r>
+      <w:r>
+        <w:rPr>
+          <w:rFonts w:asciiTheme="minorHAnsi" w:hAnsiTheme="minorHAnsi"/>
           <w:b/>
           <w:sz w:val="28"/>
         </w:rPr>
-      </w:pPr>
-      <w:r>
-        <w:rPr>
-          <w:rFonts w:asciiTheme="minorHAnsi" w:hAnsiTheme="minorHAnsi" w:ascii="Calibri" w:hAnsi="Calibri"/>
+        <w:t>esearch question</w:t>
+      </w:r>
+    </w:p>
+    <w:p>
+      <w:pPr>
+        <w:pStyle w:val="PlainText"/>
+        <w:rPr>
+          <w:rFonts w:asciiTheme="minorHAnsi" w:hAnsiTheme="minorHAnsi"/>
           <w:b/>
           <w:sz w:val="28"/>
         </w:rPr>
-      </w:r>
+      </w:pPr>
     </w:p>
     <w:p>
       <w:pPr>
         <w:pStyle w:val="PlainText"/>
         <w:numPr>
           <w:ilvl w:val="0"/>
-          <w:numId w:val="1"/>
+          <w:numId w:val="2"/>
         </w:numPr>
         <w:rPr>
-          <w:rFonts w:ascii="Calibri" w:hAnsi="Calibri" w:asciiTheme="minorHAnsi" w:hAnsiTheme="minorHAnsi"/>
+          <w:rFonts w:asciiTheme="minorHAnsi" w:hAnsiTheme="minorHAnsi"/>
           <w:b/>
           <w:sz w:val="28"/>
         </w:rPr>
       </w:pPr>
       <w:r>
         <w:rPr>
-          <w:rFonts w:ascii="Calibri" w:hAnsi="Calibri" w:asciiTheme="minorHAnsi" w:hAnsiTheme="minorHAnsi"/>
+          <w:rFonts w:asciiTheme="minorHAnsi" w:hAnsiTheme="minorHAnsi"/>
           <w:b/>
           <w:sz w:val="28"/>
         </w:rPr>
@@ -182,181 +215,402 @@
       <w:pPr>
         <w:pStyle w:val="PlainText"/>
         <w:rPr>
-          <w:rFonts w:ascii="Calibri" w:hAnsi="Calibri" w:asciiTheme="minorHAnsi" w:hAnsiTheme="minorHAnsi"/>
-          <w:sz w:val="28"/>
-        </w:rPr>
-      </w:pPr>
-      <w:r>
-        <w:rPr>
-          <w:rFonts w:asciiTheme="minorHAnsi" w:hAnsiTheme="minorHAnsi" w:ascii="Calibri" w:hAnsi="Calibri"/>
-          <w:sz w:val="28"/>
-        </w:rPr>
-      </w:r>
+          <w:rFonts w:asciiTheme="minorHAnsi" w:hAnsiTheme="minorHAnsi"/>
+          <w:sz w:val="28"/>
+        </w:rPr>
+      </w:pPr>
     </w:p>
     <w:p>
       <w:pPr>
         <w:pStyle w:val="PlainText"/>
         <w:numPr>
           <w:ilvl w:val="0"/>
-          <w:numId w:val="1"/>
+          <w:numId w:val="2"/>
         </w:numPr>
         <w:rPr>
-          <w:rFonts w:ascii="Calibri" w:hAnsi="Calibri" w:asciiTheme="minorHAnsi" w:hAnsiTheme="minorHAnsi"/>
-          <w:sz w:val="28"/>
-        </w:rPr>
-      </w:pPr>
-      <w:r>
-        <w:rPr>
-          <w:rFonts w:ascii="Calibri" w:hAnsi="Calibri" w:asciiTheme="minorHAnsi" w:hAnsiTheme="minorHAnsi"/>
+          <w:rFonts w:asciiTheme="minorHAnsi" w:hAnsiTheme="minorHAnsi"/>
+          <w:sz w:val="28"/>
+        </w:rPr>
+      </w:pPr>
+      <w:r>
+        <w:rPr>
+          <w:rFonts w:asciiTheme="minorHAnsi" w:hAnsiTheme="minorHAnsi"/>
           <w:b/>
           <w:sz w:val="28"/>
         </w:rPr>
-        <w:t>Hypothesis or hypotheses</w:t>
-      </w:r>
-      <w:r>
-        <w:rPr>
-          <w:rFonts w:ascii="Calibri" w:hAnsi="Calibri" w:asciiTheme="minorHAnsi" w:hAnsiTheme="minorHAnsi"/>
-          <w:sz w:val="28"/>
-        </w:rPr>
-        <w:t xml:space="preserve"> Remember that a hypothesis is not just an interest but something that should be “testable” thanks your study.</w:t>
-      </w:r>
-    </w:p>
-    <w:p>
-      <w:pPr>
-        <w:pStyle w:val="PlainText"/>
-        <w:rPr>
-          <w:rFonts w:ascii="Calibri" w:hAnsi="Calibri" w:asciiTheme="minorHAnsi" w:hAnsiTheme="minorHAnsi"/>
-          <w:sz w:val="28"/>
-        </w:rPr>
-      </w:pPr>
-      <w:r>
-        <w:rPr>
-          <w:rFonts w:asciiTheme="minorHAnsi" w:hAnsiTheme="minorHAnsi" w:ascii="Calibri" w:hAnsi="Calibri"/>
-          <w:sz w:val="28"/>
-        </w:rPr>
-      </w:r>
-    </w:p>
-    <w:p>
-      <w:pPr>
-        <w:pStyle w:val="PlainText"/>
-        <w:rPr>
-          <w:rFonts w:ascii="Calibri" w:hAnsi="Calibri" w:asciiTheme="minorHAnsi" w:hAnsiTheme="minorHAnsi"/>
+        <w:t>Hy</w:t>
+      </w:r>
+      <w:r>
+        <w:rPr>
+          <w:rFonts w:asciiTheme="minorHAnsi" w:hAnsiTheme="minorHAnsi"/>
           <w:b/>
           <w:sz w:val="28"/>
         </w:rPr>
-      </w:pPr>
-      <w:r>
-        <w:rPr>
-          <w:rFonts w:ascii="Calibri" w:hAnsi="Calibri" w:asciiTheme="minorHAnsi" w:hAnsiTheme="minorHAnsi"/>
+        <w:t>pothesis or hypotheses</w:t>
+      </w:r>
+      <w:r>
+        <w:rPr>
+          <w:rFonts w:asciiTheme="minorHAnsi" w:hAnsiTheme="minorHAnsi"/>
+          <w:sz w:val="28"/>
+        </w:rPr>
+        <w:t xml:space="preserve"> </w:t>
+      </w:r>
+      <w:r>
+        <w:rPr>
+          <w:rFonts w:asciiTheme="minorHAnsi" w:hAnsiTheme="minorHAnsi"/>
+          <w:sz w:val="28"/>
+        </w:rPr>
+        <w:t>Remember that a hypothesis is no</w:t>
+      </w:r>
+      <w:r>
+        <w:rPr>
+          <w:rFonts w:asciiTheme="minorHAnsi" w:hAnsiTheme="minorHAnsi"/>
+          <w:sz w:val="28"/>
+        </w:rPr>
+        <w:t xml:space="preserve">t just an interest but something that should be </w:t>
+      </w:r>
+      <w:r>
+        <w:rPr>
+          <w:rFonts w:asciiTheme="minorHAnsi" w:hAnsiTheme="minorHAnsi"/>
+          <w:sz w:val="28"/>
+        </w:rPr>
+        <w:t>“test</w:t>
+      </w:r>
+      <w:r>
+        <w:rPr>
+          <w:rFonts w:asciiTheme="minorHAnsi" w:hAnsiTheme="minorHAnsi"/>
+          <w:sz w:val="28"/>
+        </w:rPr>
+        <w:t>able</w:t>
+      </w:r>
+      <w:r>
+        <w:rPr>
+          <w:rFonts w:asciiTheme="minorHAnsi" w:hAnsiTheme="minorHAnsi"/>
+          <w:sz w:val="28"/>
+        </w:rPr>
+        <w:t>”</w:t>
+      </w:r>
+      <w:r>
+        <w:rPr>
+          <w:rFonts w:asciiTheme="minorHAnsi" w:hAnsiTheme="minorHAnsi"/>
+          <w:sz w:val="28"/>
+        </w:rPr>
+        <w:t xml:space="preserve"> </w:t>
+      </w:r>
+      <w:r>
+        <w:rPr>
+          <w:rFonts w:asciiTheme="minorHAnsi" w:hAnsiTheme="minorHAnsi"/>
+          <w:sz w:val="28"/>
+        </w:rPr>
+        <w:t>thanks</w:t>
+      </w:r>
+      <w:r>
+        <w:rPr>
+          <w:rFonts w:asciiTheme="minorHAnsi" w:hAnsiTheme="minorHAnsi"/>
+          <w:sz w:val="28"/>
+        </w:rPr>
+        <w:t xml:space="preserve"> your study.</w:t>
+      </w:r>
+    </w:p>
+    <w:p>
+      <w:pPr>
+        <w:pStyle w:val="PlainText"/>
+        <w:rPr>
+          <w:rFonts w:asciiTheme="minorHAnsi" w:hAnsiTheme="minorHAnsi"/>
+          <w:sz w:val="28"/>
+        </w:rPr>
+      </w:pPr>
+    </w:p>
+    <w:p>
+      <w:pPr>
+        <w:pStyle w:val="PlainText"/>
+        <w:rPr>
+          <w:rFonts w:asciiTheme="minorHAnsi" w:hAnsiTheme="minorHAnsi"/>
           <w:b/>
           <w:sz w:val="28"/>
         </w:rPr>
-        <w:t>Description of the research plan:</w:t>
-      </w:r>
-    </w:p>
-    <w:p>
-      <w:pPr>
-        <w:pStyle w:val="PlainText"/>
-        <w:rPr>
-          <w:rFonts w:ascii="Calibri" w:hAnsi="Calibri" w:asciiTheme="minorHAnsi" w:hAnsiTheme="minorHAnsi"/>
-          <w:sz w:val="28"/>
-        </w:rPr>
-      </w:pPr>
-      <w:r>
-        <w:rPr>
-          <w:rFonts w:asciiTheme="minorHAnsi" w:hAnsiTheme="minorHAnsi" w:ascii="Calibri" w:hAnsi="Calibri"/>
-          <w:sz w:val="28"/>
-        </w:rPr>
-      </w:r>
+      </w:pPr>
+      <w:r>
+        <w:rPr>
+          <w:rFonts w:asciiTheme="minorHAnsi" w:hAnsiTheme="minorHAnsi"/>
+          <w:b/>
+          <w:sz w:val="28"/>
+        </w:rPr>
+        <w:t>Descri</w:t>
+      </w:r>
+      <w:r>
+        <w:rPr>
+          <w:rFonts w:asciiTheme="minorHAnsi" w:hAnsiTheme="minorHAnsi"/>
+          <w:b/>
+          <w:sz w:val="28"/>
+        </w:rPr>
+        <w:t>ption of the</w:t>
+      </w:r>
+      <w:r>
+        <w:rPr>
+          <w:rFonts w:asciiTheme="minorHAnsi" w:hAnsiTheme="minorHAnsi"/>
+          <w:b/>
+          <w:sz w:val="28"/>
+        </w:rPr>
+        <w:t xml:space="preserve"> research plan</w:t>
+      </w:r>
+      <w:r>
+        <w:rPr>
+          <w:rFonts w:asciiTheme="minorHAnsi" w:hAnsiTheme="minorHAnsi"/>
+          <w:b/>
+          <w:sz w:val="28"/>
+        </w:rPr>
+        <w:t>:</w:t>
+      </w:r>
+    </w:p>
+    <w:p>
+      <w:pPr>
+        <w:pStyle w:val="PlainText"/>
+        <w:rPr>
+          <w:rFonts w:asciiTheme="minorHAnsi" w:hAnsiTheme="minorHAnsi"/>
+          <w:sz w:val="28"/>
+        </w:rPr>
+      </w:pPr>
     </w:p>
     <w:p>
       <w:pPr>
         <w:pStyle w:val="PlainText"/>
         <w:numPr>
           <w:ilvl w:val="0"/>
-          <w:numId w:val="1"/>
+          <w:numId w:val="2"/>
         </w:numPr>
         <w:rPr>
-          <w:rFonts w:ascii="Calibri" w:hAnsi="Calibri" w:asciiTheme="minorHAnsi" w:hAnsiTheme="minorHAnsi"/>
-          <w:sz w:val="28"/>
-        </w:rPr>
-      </w:pPr>
-      <w:r>
-        <w:rPr>
-          <w:rFonts w:ascii="Calibri" w:hAnsi="Calibri" w:asciiTheme="minorHAnsi" w:hAnsiTheme="minorHAnsi"/>
-          <w:sz w:val="28"/>
-        </w:rPr>
-        <w:t>Was the model well described (if applicable) and why it was chosen?</w:t>
-      </w:r>
-    </w:p>
-    <w:p>
-      <w:pPr>
-        <w:pStyle w:val="PlainText"/>
-        <w:rPr>
-          <w:rFonts w:ascii="Calibri" w:hAnsi="Calibri" w:asciiTheme="minorHAnsi" w:hAnsiTheme="minorHAnsi"/>
-          <w:sz w:val="28"/>
-        </w:rPr>
-      </w:pPr>
-      <w:r>
-        <w:rPr>
-          <w:rFonts w:asciiTheme="minorHAnsi" w:hAnsiTheme="minorHAnsi" w:ascii="Calibri" w:hAnsi="Calibri"/>
-          <w:sz w:val="28"/>
-        </w:rPr>
-      </w:r>
+          <w:rFonts w:asciiTheme="minorHAnsi" w:hAnsiTheme="minorHAnsi"/>
+          <w:sz w:val="28"/>
+        </w:rPr>
+      </w:pPr>
+      <w:r>
+        <w:rPr>
+          <w:rFonts w:asciiTheme="minorHAnsi" w:hAnsiTheme="minorHAnsi"/>
+          <w:sz w:val="28"/>
+        </w:rPr>
+        <w:t>Was the model well described (if applicable)</w:t>
+      </w:r>
+      <w:r>
+        <w:rPr>
+          <w:rFonts w:asciiTheme="minorHAnsi" w:hAnsiTheme="minorHAnsi"/>
+          <w:sz w:val="28"/>
+        </w:rPr>
+        <w:t xml:space="preserve"> </w:t>
+      </w:r>
+      <w:r>
+        <w:rPr>
+          <w:rFonts w:asciiTheme="minorHAnsi" w:hAnsiTheme="minorHAnsi"/>
+          <w:sz w:val="28"/>
+        </w:rPr>
+        <w:t>and why it was chosen</w:t>
+      </w:r>
+      <w:r>
+        <w:rPr>
+          <w:rFonts w:asciiTheme="minorHAnsi" w:hAnsiTheme="minorHAnsi"/>
+          <w:sz w:val="28"/>
+        </w:rPr>
+        <w:t>?</w:t>
+      </w:r>
+    </w:p>
+    <w:p>
+      <w:pPr>
+        <w:pStyle w:val="PlainText"/>
+        <w:rPr>
+          <w:rFonts w:asciiTheme="minorHAnsi" w:hAnsiTheme="minorHAnsi"/>
+          <w:sz w:val="28"/>
+        </w:rPr>
+      </w:pPr>
+      <w:bookmarkStart w:id="0" w:name="_GoBack"/>
+      <w:bookmarkEnd w:id="0"/>
     </w:p>
     <w:p>
       <w:pPr>
         <w:pStyle w:val="PlainText"/>
         <w:numPr>
           <w:ilvl w:val="0"/>
-          <w:numId w:val="1"/>
+          <w:numId w:val="2"/>
         </w:numPr>
         <w:rPr>
-          <w:rFonts w:ascii="Calibri" w:hAnsi="Calibri" w:asciiTheme="minorHAnsi" w:hAnsiTheme="minorHAnsi"/>
-          <w:sz w:val="28"/>
-        </w:rPr>
-      </w:pPr>
-      <w:r>
-        <w:rPr>
-          <w:rFonts w:ascii="Calibri" w:hAnsi="Calibri" w:asciiTheme="minorHAnsi" w:hAnsiTheme="minorHAnsi"/>
-          <w:sz w:val="28"/>
-        </w:rPr>
-        <w:t>Are the variables of interest or outcomes and how they are measured clearly described? Were the possible sources of variability, error, bias identified? Were mitigation measures suggested?</w:t>
-      </w:r>
-    </w:p>
-    <w:p>
-      <w:pPr>
-        <w:pStyle w:val="PlainText"/>
-        <w:rPr>
-          <w:rFonts w:ascii="Calibri" w:hAnsi="Calibri" w:asciiTheme="minorHAnsi" w:hAnsiTheme="minorHAnsi"/>
-          <w:sz w:val="28"/>
-        </w:rPr>
-      </w:pPr>
-      <w:r>
-        <w:rPr>
-          <w:rFonts w:asciiTheme="minorHAnsi" w:hAnsiTheme="minorHAnsi" w:ascii="Calibri" w:hAnsi="Calibri"/>
-          <w:sz w:val="28"/>
-        </w:rPr>
-      </w:r>
+          <w:rFonts w:asciiTheme="minorHAnsi" w:hAnsiTheme="minorHAnsi"/>
+          <w:sz w:val="28"/>
+        </w:rPr>
+      </w:pPr>
+      <w:r>
+        <w:rPr>
+          <w:rFonts w:asciiTheme="minorHAnsi" w:hAnsiTheme="minorHAnsi"/>
+          <w:sz w:val="28"/>
+        </w:rPr>
+        <w:t xml:space="preserve">Are the </w:t>
+      </w:r>
+      <w:r>
+        <w:rPr>
+          <w:rFonts w:asciiTheme="minorHAnsi" w:hAnsiTheme="minorHAnsi"/>
+          <w:sz w:val="28"/>
+        </w:rPr>
+        <w:t>variable</w:t>
+      </w:r>
+      <w:r>
+        <w:rPr>
+          <w:rFonts w:asciiTheme="minorHAnsi" w:hAnsiTheme="minorHAnsi"/>
+          <w:sz w:val="28"/>
+        </w:rPr>
+        <w:t>s</w:t>
+      </w:r>
+      <w:r>
+        <w:rPr>
+          <w:rFonts w:asciiTheme="minorHAnsi" w:hAnsiTheme="minorHAnsi"/>
+          <w:sz w:val="28"/>
+        </w:rPr>
+        <w:t xml:space="preserve"> of interest or outcome</w:t>
+      </w:r>
+      <w:r>
+        <w:rPr>
+          <w:rFonts w:asciiTheme="minorHAnsi" w:hAnsiTheme="minorHAnsi"/>
+          <w:sz w:val="28"/>
+        </w:rPr>
+        <w:t>s and how they are measured clearly described</w:t>
+      </w:r>
+      <w:r>
+        <w:rPr>
+          <w:rFonts w:asciiTheme="minorHAnsi" w:hAnsiTheme="minorHAnsi"/>
+          <w:sz w:val="28"/>
+        </w:rPr>
+        <w:t xml:space="preserve">? </w:t>
+      </w:r>
+      <w:r>
+        <w:rPr>
+          <w:rFonts w:asciiTheme="minorHAnsi" w:hAnsiTheme="minorHAnsi"/>
+          <w:sz w:val="28"/>
+        </w:rPr>
+        <w:t>Were</w:t>
+      </w:r>
+      <w:r>
+        <w:rPr>
+          <w:rFonts w:asciiTheme="minorHAnsi" w:hAnsiTheme="minorHAnsi"/>
+          <w:sz w:val="28"/>
+        </w:rPr>
+        <w:t xml:space="preserve"> the possible sources of variability, error, bias</w:t>
+      </w:r>
+      <w:r>
+        <w:rPr>
+          <w:rFonts w:asciiTheme="minorHAnsi" w:hAnsiTheme="minorHAnsi"/>
+          <w:sz w:val="28"/>
+        </w:rPr>
+        <w:t xml:space="preserve"> identified</w:t>
+      </w:r>
+      <w:r>
+        <w:rPr>
+          <w:rFonts w:asciiTheme="minorHAnsi" w:hAnsiTheme="minorHAnsi"/>
+          <w:sz w:val="28"/>
+        </w:rPr>
+        <w:t>?</w:t>
+      </w:r>
+      <w:r>
+        <w:rPr>
+          <w:rFonts w:asciiTheme="minorHAnsi" w:hAnsiTheme="minorHAnsi"/>
+          <w:sz w:val="28"/>
+        </w:rPr>
+        <w:t xml:space="preserve"> Were mitigation measures suggested?</w:t>
+      </w:r>
+    </w:p>
+    <w:p>
+      <w:pPr>
+        <w:pStyle w:val="PlainText"/>
+        <w:rPr>
+          <w:rFonts w:asciiTheme="minorHAnsi" w:hAnsiTheme="minorHAnsi"/>
+          <w:sz w:val="28"/>
+        </w:rPr>
+      </w:pPr>
     </w:p>
     <w:p>
       <w:pPr>
         <w:pStyle w:val="PlainText"/>
         <w:numPr>
           <w:ilvl w:val="0"/>
-          <w:numId w:val="1"/>
+          <w:numId w:val="2"/>
         </w:numPr>
         <w:rPr>
-          <w:rFonts w:ascii="Calibri" w:hAnsi="Calibri" w:asciiTheme="minorHAnsi" w:hAnsiTheme="minorHAnsi"/>
-          <w:sz w:val="28"/>
-        </w:rPr>
-      </w:pPr>
-      <w:r>
-        <w:rPr>
-          <w:rFonts w:ascii="Calibri" w:hAnsi="Calibri" w:asciiTheme="minorHAnsi" w:hAnsiTheme="minorHAnsi"/>
-          <w:sz w:val="28"/>
-        </w:rPr>
-        <w:t xml:space="preserve">Was the study design explained? What is the sample size and was it well justified? </w:t>
+          <w:rFonts w:asciiTheme="minorHAnsi" w:hAnsiTheme="minorHAnsi"/>
+          <w:sz w:val="28"/>
+        </w:rPr>
+      </w:pPr>
+      <w:r>
+        <w:rPr>
+          <w:rFonts w:asciiTheme="minorHAnsi" w:hAnsiTheme="minorHAnsi"/>
+          <w:sz w:val="28"/>
+        </w:rPr>
+        <w:t>W</w:t>
+      </w:r>
+      <w:r>
+        <w:rPr>
+          <w:rFonts w:asciiTheme="minorHAnsi" w:hAnsiTheme="minorHAnsi"/>
+          <w:sz w:val="28"/>
+        </w:rPr>
+        <w:t>as</w:t>
+      </w:r>
+      <w:r>
+        <w:rPr>
+          <w:rFonts w:asciiTheme="minorHAnsi" w:hAnsiTheme="minorHAnsi"/>
+          <w:sz w:val="28"/>
+        </w:rPr>
+        <w:t xml:space="preserve"> </w:t>
+      </w:r>
+      <w:r>
+        <w:rPr>
+          <w:rFonts w:asciiTheme="minorHAnsi" w:hAnsiTheme="minorHAnsi"/>
+          <w:sz w:val="28"/>
+        </w:rPr>
+        <w:t>the</w:t>
+      </w:r>
+      <w:r>
+        <w:rPr>
+          <w:rFonts w:asciiTheme="minorHAnsi" w:hAnsiTheme="minorHAnsi"/>
+          <w:sz w:val="28"/>
+        </w:rPr>
+        <w:t xml:space="preserve"> study design</w:t>
+      </w:r>
+      <w:r>
+        <w:rPr>
+          <w:rFonts w:asciiTheme="minorHAnsi" w:hAnsiTheme="minorHAnsi"/>
+          <w:sz w:val="28"/>
+        </w:rPr>
+        <w:t xml:space="preserve"> explained</w:t>
+      </w:r>
+      <w:r>
+        <w:rPr>
+          <w:rFonts w:asciiTheme="minorHAnsi" w:hAnsiTheme="minorHAnsi"/>
+          <w:sz w:val="28"/>
+        </w:rPr>
+        <w:t xml:space="preserve">? </w:t>
+      </w:r>
+      <w:r>
+        <w:rPr>
+          <w:rFonts w:asciiTheme="minorHAnsi" w:hAnsiTheme="minorHAnsi"/>
+          <w:sz w:val="28"/>
+        </w:rPr>
+        <w:t>W</w:t>
+      </w:r>
+      <w:r>
+        <w:rPr>
+          <w:rFonts w:asciiTheme="minorHAnsi" w:hAnsiTheme="minorHAnsi"/>
+          <w:sz w:val="28"/>
+        </w:rPr>
+        <w:t xml:space="preserve">hat is the sample size and </w:t>
+      </w:r>
+      <w:r>
+        <w:rPr>
+          <w:rFonts w:asciiTheme="minorHAnsi" w:hAnsiTheme="minorHAnsi"/>
+          <w:sz w:val="28"/>
+        </w:rPr>
+        <w:t>was it well justified?</w:t>
+      </w:r>
+      <w:r>
+        <w:rPr>
+          <w:rFonts w:asciiTheme="minorHAnsi" w:hAnsiTheme="minorHAnsi"/>
+          <w:sz w:val="28"/>
+        </w:rPr>
+        <w:t xml:space="preserve"> </w:t>
       </w:r>
     </w:p>
     <w:p>
@@ -364,35 +618,57 @@
         <w:pStyle w:val="PlainText"/>
         <w:ind w:left="720"/>
         <w:rPr>
-          <w:rFonts w:ascii="Calibri" w:hAnsi="Calibri" w:asciiTheme="minorHAnsi" w:hAnsiTheme="minorHAnsi"/>
-          <w:sz w:val="28"/>
-        </w:rPr>
-      </w:pPr>
-      <w:r>
-        <w:rPr>
-          <w:rFonts w:asciiTheme="minorHAnsi" w:hAnsiTheme="minorHAnsi" w:ascii="Calibri" w:hAnsi="Calibri"/>
-          <w:sz w:val="28"/>
-        </w:rPr>
-      </w:r>
+          <w:rFonts w:asciiTheme="minorHAnsi" w:hAnsiTheme="minorHAnsi"/>
+          <w:sz w:val="28"/>
+        </w:rPr>
+      </w:pPr>
     </w:p>
     <w:p>
       <w:pPr>
         <w:pStyle w:val="PlainText"/>
         <w:numPr>
           <w:ilvl w:val="0"/>
-          <w:numId w:val="1"/>
+          <w:numId w:val="2"/>
         </w:numPr>
         <w:rPr>
-          <w:rFonts w:ascii="Calibri" w:hAnsi="Calibri" w:asciiTheme="minorHAnsi" w:hAnsiTheme="minorHAnsi"/>
-          <w:sz w:val="28"/>
-        </w:rPr>
-      </w:pPr>
-      <w:r>
-        <w:rPr>
-          <w:rFonts w:ascii="Calibri" w:hAnsi="Calibri" w:asciiTheme="minorHAnsi" w:hAnsiTheme="minorHAnsi"/>
-          <w:sz w:val="28"/>
-        </w:rPr>
-        <w:t>Were the planned statistical analyses presented and their choice justified?</w:t>
+          <w:rFonts w:asciiTheme="minorHAnsi" w:hAnsiTheme="minorHAnsi"/>
+          <w:sz w:val="28"/>
+        </w:rPr>
+      </w:pPr>
+      <w:r>
+        <w:rPr>
+          <w:rFonts w:asciiTheme="minorHAnsi" w:hAnsiTheme="minorHAnsi"/>
+          <w:sz w:val="28"/>
+        </w:rPr>
+        <w:t>W</w:t>
+      </w:r>
+      <w:r>
+        <w:rPr>
+          <w:rFonts w:asciiTheme="minorHAnsi" w:hAnsiTheme="minorHAnsi"/>
+          <w:sz w:val="28"/>
+        </w:rPr>
+        <w:t>ere the planned s</w:t>
+      </w:r>
+      <w:r>
+        <w:rPr>
+          <w:rFonts w:asciiTheme="minorHAnsi" w:hAnsiTheme="minorHAnsi"/>
+          <w:sz w:val="28"/>
+        </w:rPr>
+        <w:t xml:space="preserve">tatistical analyses </w:t>
+      </w:r>
+      <w:r>
+        <w:rPr>
+          <w:rFonts w:asciiTheme="minorHAnsi" w:hAnsiTheme="minorHAnsi"/>
+          <w:sz w:val="28"/>
+        </w:rPr>
+        <w:t>presented and their choice justified</w:t>
+      </w:r>
+      <w:r>
+        <w:rPr>
+          <w:rFonts w:asciiTheme="minorHAnsi" w:hAnsiTheme="minorHAnsi"/>
+          <w:sz w:val="28"/>
+        </w:rPr>
+        <w:t>?</w:t>
       </w:r>
     </w:p>
     <w:p>
@@ -400,35 +676,94 @@
         <w:pStyle w:val="PlainText"/>
         <w:ind w:left="720"/>
         <w:rPr>
-          <w:rFonts w:ascii="Calibri" w:hAnsi="Calibri" w:asciiTheme="minorHAnsi" w:hAnsiTheme="minorHAnsi"/>
-          <w:sz w:val="28"/>
-        </w:rPr>
-      </w:pPr>
-      <w:r>
-        <w:rPr>
-          <w:rFonts w:asciiTheme="minorHAnsi" w:hAnsiTheme="minorHAnsi" w:ascii="Calibri" w:hAnsi="Calibri"/>
-          <w:sz w:val="28"/>
-        </w:rPr>
-      </w:r>
+          <w:rFonts w:asciiTheme="minorHAnsi" w:hAnsiTheme="minorHAnsi"/>
+          <w:sz w:val="28"/>
+        </w:rPr>
+      </w:pPr>
     </w:p>
     <w:p>
       <w:pPr>
         <w:pStyle w:val="PlainText"/>
         <w:numPr>
           <w:ilvl w:val="0"/>
-          <w:numId w:val="1"/>
+          <w:numId w:val="2"/>
         </w:numPr>
         <w:rPr>
-          <w:rFonts w:ascii="Calibri" w:hAnsi="Calibri" w:asciiTheme="minorHAnsi" w:hAnsiTheme="minorHAnsi"/>
-          <w:sz w:val="28"/>
-        </w:rPr>
-      </w:pPr>
-      <w:r>
-        <w:rPr>
-          <w:rFonts w:ascii="Calibri" w:hAnsi="Calibri" w:asciiTheme="minorHAnsi" w:hAnsiTheme="minorHAnsi"/>
-          <w:sz w:val="28"/>
-        </w:rPr>
-        <w:t xml:space="preserve">Were the data or anticipated data (tables, graphs, etc.) appropriately and transparently presented? Were appropriate summary statistics (mean, median, SD, SEM, 95%CI) shown? </w:t>
+          <w:rFonts w:asciiTheme="minorHAnsi" w:hAnsiTheme="minorHAnsi"/>
+          <w:sz w:val="28"/>
+        </w:rPr>
+      </w:pPr>
+      <w:r>
+        <w:rPr>
+          <w:rFonts w:asciiTheme="minorHAnsi" w:hAnsiTheme="minorHAnsi"/>
+          <w:sz w:val="28"/>
+        </w:rPr>
+        <w:t xml:space="preserve">Were the data </w:t>
+      </w:r>
+      <w:r>
+        <w:rPr>
+          <w:rFonts w:asciiTheme="minorHAnsi" w:hAnsiTheme="minorHAnsi"/>
+          <w:sz w:val="28"/>
+        </w:rPr>
+        <w:t>or anticipated data</w:t>
+      </w:r>
+      <w:r>
+        <w:rPr>
+          <w:rFonts w:asciiTheme="minorHAnsi" w:hAnsiTheme="minorHAnsi"/>
+          <w:sz w:val="28"/>
+        </w:rPr>
+        <w:t xml:space="preserve"> (tables, graphs, etc.)</w:t>
+      </w:r>
+      <w:r>
+        <w:rPr>
+          <w:rFonts w:asciiTheme="minorHAnsi" w:hAnsiTheme="minorHAnsi"/>
+          <w:sz w:val="28"/>
+        </w:rPr>
+        <w:t xml:space="preserve"> </w:t>
+      </w:r>
+      <w:r>
+        <w:rPr>
+          <w:rFonts w:asciiTheme="minorHAnsi" w:hAnsiTheme="minorHAnsi"/>
+          <w:sz w:val="28"/>
+        </w:rPr>
+        <w:t xml:space="preserve">appropriately </w:t>
+      </w:r>
+      <w:r>
+        <w:rPr>
+          <w:rFonts w:asciiTheme="minorHAnsi" w:hAnsiTheme="minorHAnsi"/>
+          <w:sz w:val="28"/>
+        </w:rPr>
+        <w:t xml:space="preserve">and transparently </w:t>
+      </w:r>
+      <w:r>
+        <w:rPr>
+          <w:rFonts w:asciiTheme="minorHAnsi" w:hAnsiTheme="minorHAnsi"/>
+          <w:sz w:val="28"/>
+        </w:rPr>
+        <w:t>present</w:t>
+      </w:r>
+      <w:r>
+        <w:rPr>
+          <w:rFonts w:asciiTheme="minorHAnsi" w:hAnsiTheme="minorHAnsi"/>
+          <w:sz w:val="28"/>
+        </w:rPr>
+        <w:t xml:space="preserve">ed? Were appropriate summary statistics (mean, median, SD, SEM, 95%CI) </w:t>
+      </w:r>
+      <w:proofErr w:type="spellStart"/>
+      <w:r>
+        <w:rPr>
+          <w:rFonts w:asciiTheme="minorHAnsi" w:hAnsiTheme="minorHAnsi"/>
+          <w:sz w:val="28"/>
+        </w:rPr>
+        <w:t>show</w:t>
+      </w:r>
+      <w:proofErr w:type="spellEnd"/>
+      <w:r>
+        <w:rPr>
+          <w:rFonts w:asciiTheme="minorHAnsi" w:hAnsiTheme="minorHAnsi"/>
+          <w:sz w:val="28"/>
+        </w:rPr>
+        <w:t xml:space="preserve">n? </w:t>
       </w:r>
     </w:p>
     <w:p>
@@ -436,319 +771,292 @@
         <w:pStyle w:val="PlainText"/>
         <w:ind w:left="720"/>
         <w:rPr>
-          <w:rFonts w:ascii="Calibri" w:hAnsi="Calibri" w:asciiTheme="minorHAnsi" w:hAnsiTheme="minorHAnsi"/>
-          <w:sz w:val="28"/>
-        </w:rPr>
-      </w:pPr>
-      <w:r>
-        <w:rPr>
-          <w:rFonts w:asciiTheme="minorHAnsi" w:hAnsiTheme="minorHAnsi" w:ascii="Calibri" w:hAnsi="Calibri"/>
-          <w:sz w:val="28"/>
-        </w:rPr>
-      </w:r>
+          <w:rFonts w:asciiTheme="minorHAnsi" w:hAnsiTheme="minorHAnsi"/>
+          <w:sz w:val="28"/>
+        </w:rPr>
+      </w:pPr>
     </w:p>
     <w:p>
       <w:pPr>
         <w:pStyle w:val="PlainText"/>
         <w:numPr>
           <w:ilvl w:val="0"/>
-          <w:numId w:val="1"/>
+          <w:numId w:val="2"/>
         </w:numPr>
         <w:rPr>
-          <w:rFonts w:ascii="Calibri" w:hAnsi="Calibri" w:asciiTheme="minorHAnsi" w:hAnsiTheme="minorHAnsi"/>
-          <w:sz w:val="28"/>
-        </w:rPr>
-      </w:pPr>
-      <w:r>
-        <w:rPr>
-          <w:rFonts w:ascii="Calibri" w:hAnsi="Calibri" w:asciiTheme="minorHAnsi" w:hAnsiTheme="minorHAnsi"/>
-          <w:sz w:val="28"/>
-        </w:rPr>
-        <w:t xml:space="preserve">Were the limitations of the research plan mentioned? </w:t>
-      </w:r>
-    </w:p>
-    <w:p>
-      <w:pPr>
-        <w:pStyle w:val="Normal"/>
-        <w:spacing w:before="0" w:after="200"/>
+          <w:rFonts w:asciiTheme="minorHAnsi" w:hAnsiTheme="minorHAnsi"/>
+          <w:sz w:val="28"/>
+        </w:rPr>
+      </w:pPr>
+      <w:r>
+        <w:rPr>
+          <w:rFonts w:asciiTheme="minorHAnsi" w:hAnsiTheme="minorHAnsi"/>
+          <w:sz w:val="28"/>
+        </w:rPr>
+        <w:t>W</w:t>
+      </w:r>
+      <w:r>
+        <w:rPr>
+          <w:rFonts w:asciiTheme="minorHAnsi" w:hAnsiTheme="minorHAnsi"/>
+          <w:sz w:val="28"/>
+        </w:rPr>
+        <w:t>ere</w:t>
+      </w:r>
+      <w:r>
+        <w:rPr>
+          <w:rFonts w:asciiTheme="minorHAnsi" w:hAnsiTheme="minorHAnsi"/>
+          <w:sz w:val="28"/>
+        </w:rPr>
+        <w:t xml:space="preserve"> the limitations of </w:t>
+      </w:r>
+      <w:r>
+        <w:rPr>
+          <w:rFonts w:asciiTheme="minorHAnsi" w:hAnsiTheme="minorHAnsi"/>
+          <w:sz w:val="28"/>
+        </w:rPr>
+        <w:t xml:space="preserve">the </w:t>
+      </w:r>
+      <w:r>
+        <w:rPr>
+          <w:rFonts w:asciiTheme="minorHAnsi" w:hAnsiTheme="minorHAnsi"/>
+          <w:sz w:val="28"/>
+        </w:rPr>
+        <w:t>research plan</w:t>
+      </w:r>
+      <w:r>
+        <w:rPr>
+          <w:rFonts w:asciiTheme="minorHAnsi" w:hAnsiTheme="minorHAnsi"/>
+          <w:sz w:val="28"/>
+        </w:rPr>
+        <w:t xml:space="preserve"> mentioned</w:t>
+      </w:r>
+      <w:r>
+        <w:rPr>
+          <w:rFonts w:asciiTheme="minorHAnsi" w:hAnsiTheme="minorHAnsi"/>
+          <w:sz w:val="28"/>
+        </w:rPr>
+        <w:t>?</w:t>
+      </w:r>
+      <w:r>
+        <w:rPr>
+          <w:rFonts w:asciiTheme="minorHAnsi" w:hAnsiTheme="minorHAnsi"/>
+          <w:sz w:val="28"/>
+        </w:rPr>
+        <w:t xml:space="preserve"> </w:t>
+      </w:r>
+    </w:p>
+    <w:p>
+      <w:pPr>
         <w:rPr>
           <w:sz w:val="32"/>
         </w:rPr>
       </w:pPr>
-      <w:r>
-        <w:rPr>
-          <w:sz w:val="32"/>
-        </w:rPr>
-      </w:r>
     </w:p>
     <w:sectPr>
-      <w:type w:val="nextPage"/>
       <w:pgSz w:w="12240" w:h="15840"/>
-      <w:pgMar w:left="720" w:right="720" w:gutter="0" w:header="0" w:top="720" w:footer="0" w:bottom="720"/>
-      <w:pgNumType w:fmt="decimal"/>
-      <w:formProt w:val="false"/>
-      <w:textDirection w:val="lrTb"/>
-      <w:docGrid w:type="default" w:linePitch="360" w:charSpace="4096"/>
+      <w:pgMar w:top="720" w:right="720" w:bottom="720" w:left="720" w:header="720" w:footer="720" w:gutter="0"/>
+      <w:cols w:space="720"/>
+      <w:docGrid w:linePitch="360"/>
     </w:sectPr>
   </w:body>
 </w:document>
 </file>
 
 <file path=word/numbering.xml><?xml version="1.0" encoding="utf-8"?>
-<w:numbering xmlns:w="http://schemas.openxmlformats.org/wordprocessingml/2006/main" xmlns:o="urn:schemas-microsoft-com:office:office" xmlns:r="http://schemas.openxmlformats.org/officeDocument/2006/relationships" xmlns:v="urn:schemas-microsoft-com:vml" xmlns:mc="http://schemas.openxmlformats.org/markup-compatibility/2006" xmlns:w14="http://schemas.microsoft.com/office/word/2010/wordml" mc:Ignorable="w14">
-  <w:abstractNum w:abstractNumId="1">
-    <w:lvl w:ilvl="0">
+<w:numbering xmlns:wpc="http://schemas.microsoft.com/office/word/2010/wordprocessingCanvas" xmlns:cx="http://schemas.microsoft.com/office/drawing/2014/chartex" xmlns:cx1="http://schemas.microsoft.com/office/drawing/2015/9/8/chartex" xmlns:cx2="http://schemas.microsoft.com/office/drawing/2015/10/21/chartex" xmlns:cx3="http://schemas.microsoft.com/office/drawing/2016/5/9/chartex" xmlns:cx4="http://schemas.microsoft.com/office/drawing/2016/5/10/chartex" xmlns:cx5="http://schemas.microsoft.com/office/drawing/2016/5/11/chartex" xmlns:cx6="http://schemas.microsoft.com/office/drawing/2016/5/12/chartex" xmlns:cx7="http://schemas.microsoft.com/office/drawing/2016/5/13/chartex" xmlns:cx8="http://schemas.microsoft.com/office/drawing/2016/5/14/chartex" xmlns:mc="http://schemas.openxmlformats.org/markup-compatibility/2006" xmlns:aink="http://schemas.microsoft.com/office/drawing/2016/ink" xmlns:am3d="http://schemas.microsoft.com/office/drawing/2017/model3d" xmlns:o="urn:schemas-microsoft-com:office:office" xmlns:r="http://schemas.openxmlformats.org/officeDocument/2006/relationships" xmlns:m="http://schemas.openxmlformats.org/officeDocument/2006/math" xmlns:v="urn:schemas-microsoft-com:vml" xmlns:wp14="http://schemas.microsoft.com/office/word/2010/wordprocessingDrawing" xmlns:wp="http://schemas.openxmlformats.org/drawingml/2006/wordprocessingDrawing" xmlns:w10="urn:schemas-microsoft-com:office:word" xmlns:w="http://schemas.openxmlformats.org/wordprocessingml/2006/main" xmlns:w14="http://schemas.microsoft.com/office/word/2010/wordml" xmlns:w15="http://schemas.microsoft.com/office/word/2012/wordml" xmlns:w16cid="http://schemas.microsoft.com/office/word/2016/wordml/cid" xmlns:w16se="http://schemas.microsoft.com/office/word/2015/wordml/symex" xmlns:wpg="http://schemas.microsoft.com/office/word/2010/wordprocessingGroup" xmlns:wpi="http://schemas.microsoft.com/office/word/2010/wordprocessingInk" xmlns:wne="http://schemas.microsoft.com/office/word/2006/wordml" xmlns:wps="http://schemas.microsoft.com/office/word/2010/wordprocessingShape" mc:Ignorable="w14 w15 w16se w16cid wp14">
+  <w:abstractNum w:abstractNumId="0" w15:restartNumberingAfterBreak="0">
+    <w:nsid w:val="457E41C4"/>
+    <w:multiLevelType w:val="hybridMultilevel"/>
+    <w:tmpl w:val="85C6A5E4"/>
+    <w:lvl w:ilvl="0" w:tplc="159E9CCA">
+      <w:start w:val="1"/>
+      <w:numFmt w:val="decimal"/>
+      <w:lvlText w:val="%1&gt;"/>
+      <w:lvlJc w:val="left"/>
+      <w:pPr>
+        <w:ind w:left="720" w:hanging="360"/>
+      </w:pPr>
+      <w:rPr>
+        <w:rFonts w:hint="default"/>
+      </w:rPr>
+    </w:lvl>
+    <w:lvl w:ilvl="1" w:tplc="04090019" w:tentative="1">
+      <w:start w:val="1"/>
+      <w:numFmt w:val="lowerLetter"/>
+      <w:lvlText w:val="%2."/>
+      <w:lvlJc w:val="left"/>
+      <w:pPr>
+        <w:ind w:left="1440" w:hanging="360"/>
+      </w:pPr>
+    </w:lvl>
+    <w:lvl w:ilvl="2" w:tplc="0409001B" w:tentative="1">
+      <w:start w:val="1"/>
+      <w:numFmt w:val="lowerRoman"/>
+      <w:lvlText w:val="%3."/>
+      <w:lvlJc w:val="right"/>
+      <w:pPr>
+        <w:ind w:left="2160" w:hanging="180"/>
+      </w:pPr>
+    </w:lvl>
+    <w:lvl w:ilvl="3" w:tplc="0409000F" w:tentative="1">
+      <w:start w:val="1"/>
+      <w:numFmt w:val="decimal"/>
+      <w:lvlText w:val="%4."/>
+      <w:lvlJc w:val="left"/>
+      <w:pPr>
+        <w:ind w:left="2880" w:hanging="360"/>
+      </w:pPr>
+    </w:lvl>
+    <w:lvl w:ilvl="4" w:tplc="04090019" w:tentative="1">
+      <w:start w:val="1"/>
+      <w:numFmt w:val="lowerLetter"/>
+      <w:lvlText w:val="%5."/>
+      <w:lvlJc w:val="left"/>
+      <w:pPr>
+        <w:ind w:left="3600" w:hanging="360"/>
+      </w:pPr>
+    </w:lvl>
+    <w:lvl w:ilvl="5" w:tplc="0409001B" w:tentative="1">
+      <w:start w:val="1"/>
+      <w:numFmt w:val="lowerRoman"/>
+      <w:lvlText w:val="%6."/>
+      <w:lvlJc w:val="right"/>
+      <w:pPr>
+        <w:ind w:left="4320" w:hanging="180"/>
+      </w:pPr>
+    </w:lvl>
+    <w:lvl w:ilvl="6" w:tplc="0409000F" w:tentative="1">
+      <w:start w:val="1"/>
+      <w:numFmt w:val="decimal"/>
+      <w:lvlText w:val="%7."/>
+      <w:lvlJc w:val="left"/>
+      <w:pPr>
+        <w:ind w:left="5040" w:hanging="360"/>
+      </w:pPr>
+    </w:lvl>
+    <w:lvl w:ilvl="7" w:tplc="04090019" w:tentative="1">
+      <w:start w:val="1"/>
+      <w:numFmt w:val="lowerLetter"/>
+      <w:lvlText w:val="%8."/>
+      <w:lvlJc w:val="left"/>
+      <w:pPr>
+        <w:ind w:left="5760" w:hanging="360"/>
+      </w:pPr>
+    </w:lvl>
+    <w:lvl w:ilvl="8" w:tplc="0409001B" w:tentative="1">
+      <w:start w:val="1"/>
+      <w:numFmt w:val="lowerRoman"/>
+      <w:lvlText w:val="%9."/>
+      <w:lvlJc w:val="right"/>
+      <w:pPr>
+        <w:ind w:left="6480" w:hanging="180"/>
+      </w:pPr>
+    </w:lvl>
+  </w:abstractNum>
+  <w:abstractNum w:abstractNumId="1" w15:restartNumberingAfterBreak="0">
+    <w:nsid w:val="58962AC7"/>
+    <w:multiLevelType w:val="hybridMultilevel"/>
+    <w:tmpl w:val="B82E38C2"/>
+    <w:lvl w:ilvl="0" w:tplc="0409000F">
       <w:start w:val="1"/>
       <w:numFmt w:val="decimal"/>
       <w:lvlText w:val="%1."/>
       <w:lvlJc w:val="left"/>
       <w:pPr>
-        <w:tabs>
-          <w:tab w:val="num" w:pos="0"/>
-        </w:tabs>
         <w:ind w:left="720" w:hanging="360"/>
       </w:pPr>
-      <w:rPr/>
+      <w:rPr>
+        <w:rFonts w:hint="default"/>
+      </w:rPr>
     </w:lvl>
-    <w:lvl w:ilvl="1">
+    <w:lvl w:ilvl="1" w:tplc="04090019" w:tentative="1">
       <w:start w:val="1"/>
       <w:numFmt w:val="lowerLetter"/>
       <w:lvlText w:val="%2."/>
       <w:lvlJc w:val="left"/>
       <w:pPr>
-        <w:tabs>
-          <w:tab w:val="num" w:pos="0"/>
-        </w:tabs>
         <w:ind w:left="1440" w:hanging="360"/>
       </w:pPr>
-      <w:rPr/>
     </w:lvl>
-    <w:lvl w:ilvl="2">
+    <w:lvl w:ilvl="2" w:tplc="0409001B" w:tentative="1">
       <w:start w:val="1"/>
       <w:numFmt w:val="lowerRoman"/>
       <w:lvlText w:val="%3."/>
       <w:lvlJc w:val="right"/>
       <w:pPr>
-        <w:tabs>
-          <w:tab w:val="num" w:pos="0"/>
-        </w:tabs>
         <w:ind w:left="2160" w:hanging="180"/>
       </w:pPr>
-      <w:rPr/>
     </w:lvl>
-    <w:lvl w:ilvl="3">
+    <w:lvl w:ilvl="3" w:tplc="0409000F" w:tentative="1">
       <w:start w:val="1"/>
       <w:numFmt w:val="decimal"/>
       <w:lvlText w:val="%4."/>
       <w:lvlJc w:val="left"/>
       <w:pPr>
-        <w:tabs>
-          <w:tab w:val="num" w:pos="0"/>
-        </w:tabs>
         <w:ind w:left="2880" w:hanging="360"/>
       </w:pPr>
-      <w:rPr/>
     </w:lvl>
-    <w:lvl w:ilvl="4">
+    <w:lvl w:ilvl="4" w:tplc="04090019" w:tentative="1">
       <w:start w:val="1"/>
       <w:numFmt w:val="lowerLetter"/>
       <w:lvlText w:val="%5."/>
       <w:lvlJc w:val="left"/>
       <w:pPr>
-        <w:tabs>
-          <w:tab w:val="num" w:pos="0"/>
-        </w:tabs>
         <w:ind w:left="3600" w:hanging="360"/>
       </w:pPr>
-      <w:rPr/>
     </w:lvl>
-    <w:lvl w:ilvl="5">
+    <w:lvl w:ilvl="5" w:tplc="0409001B" w:tentative="1">
       <w:start w:val="1"/>
       <w:numFmt w:val="lowerRoman"/>
       <w:lvlText w:val="%6."/>
       <w:lvlJc w:val="right"/>
       <w:pPr>
-        <w:tabs>
-          <w:tab w:val="num" w:pos="0"/>
-        </w:tabs>
         <w:ind w:left="4320" w:hanging="180"/>
       </w:pPr>
-      <w:rPr/>
     </w:lvl>
-    <w:lvl w:ilvl="6">
+    <w:lvl w:ilvl="6" w:tplc="0409000F" w:tentative="1">
       <w:start w:val="1"/>
       <w:numFmt w:val="decimal"/>
       <w:lvlText w:val="%7."/>
       <w:lvlJc w:val="left"/>
       <w:pPr>
-        <w:tabs>
-          <w:tab w:val="num" w:pos="0"/>
-        </w:tabs>
         <w:ind w:left="5040" w:hanging="360"/>
       </w:pPr>
-      <w:rPr/>
     </w:lvl>
-    <w:lvl w:ilvl="7">
+    <w:lvl w:ilvl="7" w:tplc="04090019" w:tentative="1">
       <w:start w:val="1"/>
       <w:numFmt w:val="lowerLetter"/>
       <w:lvlText w:val="%8."/>
       <w:lvlJc w:val="left"/>
       <w:pPr>
-        <w:tabs>
-          <w:tab w:val="num" w:pos="0"/>
-        </w:tabs>
         <w:ind w:left="5760" w:hanging="360"/>
       </w:pPr>
-      <w:rPr/>
     </w:lvl>
-    <w:lvl w:ilvl="8">
+    <w:lvl w:ilvl="8" w:tplc="0409001B" w:tentative="1">
       <w:start w:val="1"/>
       <w:numFmt w:val="lowerRoman"/>
       <w:lvlText w:val="%9."/>
       <w:lvlJc w:val="right"/>
       <w:pPr>
-        <w:tabs>
-          <w:tab w:val="num" w:pos="0"/>
-        </w:tabs>
         <w:ind w:left="6480" w:hanging="180"/>
-      </w:pPr>
-      <w:rPr/>
-    </w:lvl>
-  </w:abstractNum>
-  <w:abstractNum w:abstractNumId="2">
-    <w:lvl w:ilvl="0">
-      <w:start w:val="1"/>
-      <w:numFmt w:val="none"/>
-      <w:suff w:val="nothing"/>
-      <w:lvlText w:val=""/>
-      <w:lvlJc w:val="left"/>
-      <w:pPr>
-        <w:tabs>
-          <w:tab w:val="num" w:pos="0"/>
-        </w:tabs>
-        <w:ind w:left="0" w:hanging="0"/>
-      </w:pPr>
-    </w:lvl>
-    <w:lvl w:ilvl="1">
-      <w:start w:val="1"/>
-      <w:numFmt w:val="none"/>
-      <w:suff w:val="nothing"/>
-      <w:lvlText w:val=""/>
-      <w:lvlJc w:val="left"/>
-      <w:pPr>
-        <w:tabs>
-          <w:tab w:val="num" w:pos="0"/>
-        </w:tabs>
-        <w:ind w:left="0" w:hanging="0"/>
-      </w:pPr>
-    </w:lvl>
-    <w:lvl w:ilvl="2">
-      <w:start w:val="1"/>
-      <w:numFmt w:val="none"/>
-      <w:suff w:val="nothing"/>
-      <w:lvlText w:val=""/>
-      <w:lvlJc w:val="left"/>
-      <w:pPr>
-        <w:tabs>
-          <w:tab w:val="num" w:pos="0"/>
-        </w:tabs>
-        <w:ind w:left="0" w:hanging="0"/>
-      </w:pPr>
-    </w:lvl>
-    <w:lvl w:ilvl="3">
-      <w:start w:val="1"/>
-      <w:numFmt w:val="none"/>
-      <w:suff w:val="nothing"/>
-      <w:lvlText w:val=""/>
-      <w:lvlJc w:val="left"/>
-      <w:pPr>
-        <w:tabs>
-          <w:tab w:val="num" w:pos="0"/>
-        </w:tabs>
-        <w:ind w:left="0" w:hanging="0"/>
-      </w:pPr>
-    </w:lvl>
-    <w:lvl w:ilvl="4">
-      <w:start w:val="1"/>
-      <w:numFmt w:val="none"/>
-      <w:suff w:val="nothing"/>
-      <w:lvlText w:val=""/>
-      <w:lvlJc w:val="left"/>
-      <w:pPr>
-        <w:tabs>
-          <w:tab w:val="num" w:pos="0"/>
-        </w:tabs>
-        <w:ind w:left="0" w:hanging="0"/>
-      </w:pPr>
-    </w:lvl>
-    <w:lvl w:ilvl="5">
-      <w:start w:val="1"/>
-      <w:numFmt w:val="none"/>
-      <w:suff w:val="nothing"/>
-      <w:lvlText w:val=""/>
-      <w:lvlJc w:val="left"/>
-      <w:pPr>
-        <w:tabs>
-          <w:tab w:val="num" w:pos="0"/>
-        </w:tabs>
-        <w:ind w:left="0" w:hanging="0"/>
-      </w:pPr>
-    </w:lvl>
-    <w:lvl w:ilvl="6">
-      <w:start w:val="1"/>
-      <w:numFmt w:val="none"/>
-      <w:suff w:val="nothing"/>
-      <w:lvlText w:val=""/>
-      <w:lvlJc w:val="left"/>
-      <w:pPr>
-        <w:tabs>
-          <w:tab w:val="num" w:pos="0"/>
-        </w:tabs>
-        <w:ind w:left="0" w:hanging="0"/>
-      </w:pPr>
-    </w:lvl>
-    <w:lvl w:ilvl="7">
-      <w:start w:val="1"/>
-      <w:numFmt w:val="none"/>
-      <w:suff w:val="nothing"/>
-      <w:lvlText w:val=""/>
-      <w:lvlJc w:val="left"/>
-      <w:pPr>
-        <w:tabs>
-          <w:tab w:val="num" w:pos="0"/>
-        </w:tabs>
-        <w:ind w:left="0" w:hanging="0"/>
-      </w:pPr>
-    </w:lvl>
-    <w:lvl w:ilvl="8">
-      <w:start w:val="1"/>
-      <w:numFmt w:val="none"/>
-      <w:suff w:val="nothing"/>
-      <w:lvlText w:val=""/>
-      <w:lvlJc w:val="left"/>
-      <w:pPr>
-        <w:tabs>
-          <w:tab w:val="num" w:pos="0"/>
-        </w:tabs>
-        <w:ind w:left="0" w:hanging="0"/>
       </w:pPr>
     </w:lvl>
   </w:abstractNum>
   <w:num w:numId="1">
-    <w:abstractNumId w:val="1"/>
+    <w:abstractNumId w:val="0"/>
   </w:num>
   <w:num w:numId="2">
-    <w:abstractNumId w:val="2"/>
+    <w:abstractNumId w:val="1"/>
   </w:num>
 </w:numbering>
 </file>
 
 <file path=word/styles.xml><?xml version="1.0" encoding="utf-8"?>
-<w:styles xmlns:w="http://schemas.openxmlformats.org/wordprocessingml/2006/main" xmlns:w14="http://schemas.microsoft.com/office/word/2010/wordml" xmlns:mc="http://schemas.openxmlformats.org/markup-compatibility/2006" mc:Ignorable="w14">
+<w:styles xmlns:mc="http://schemas.openxmlformats.org/markup-compatibility/2006" xmlns:r="http://schemas.openxmlformats.org/officeDocument/2006/relationships" xmlns:w="http://schemas.openxmlformats.org/wordprocessingml/2006/main" xmlns:w14="http://schemas.microsoft.com/office/word/2010/wordml" xmlns:w15="http://schemas.microsoft.com/office/word/2012/wordml" xmlns:w16cid="http://schemas.microsoft.com/office/word/2016/wordml/cid" xmlns:w16se="http://schemas.microsoft.com/office/word/2015/wordml/symex" mc:Ignorable="w14 w15 w16se w16cid">
   <w:docDefaults>
     <w:rPrDefault>
       <w:rPr>
-        <w:rFonts w:ascii="Calibri" w:hAnsi="Calibri" w:eastAsia="Calibri" w:cs="" w:asciiTheme="minorHAnsi" w:cstheme="minorBidi" w:eastAsiaTheme="minorHAnsi" w:hAnsiTheme="minorHAnsi"/>
+        <w:rFonts w:asciiTheme="minorHAnsi" w:eastAsiaTheme="minorHAnsi" w:hAnsiTheme="minorHAnsi" w:cstheme="minorBidi"/>
         <w:sz w:val="22"/>
         <w:szCs w:val="22"/>
         <w:lang w:val="en-US" w:eastAsia="en-US" w:bidi="ar-SA"/>
@@ -756,21 +1064,21 @@
     </w:rPrDefault>
     <w:pPrDefault>
       <w:pPr>
-        <w:suppressAutoHyphens w:val="true"/>
+        <w:spacing w:after="200" w:line="276" w:lineRule="auto"/>
       </w:pPr>
     </w:pPrDefault>
   </w:docDefaults>
-  <w:latentStyles w:defLockedState="0" w:defUIPriority="99" w:defSemiHidden="0" w:defUnhideWhenUsed="0" w:defQFormat="0" w:count="376">
+  <w:latentStyles w:defLockedState="0" w:defUIPriority="99" w:defSemiHidden="0" w:defUnhideWhenUsed="0" w:defQFormat="0" w:count="375">
     <w:lsdException w:name="Normal" w:uiPriority="0" w:qFormat="1"/>
     <w:lsdException w:name="heading 1" w:uiPriority="9" w:qFormat="1"/>
-    <w:lsdException w:name="heading 2" w:uiPriority="9" w:semiHidden="1" w:unhideWhenUsed="1" w:qFormat="1"/>
-    <w:lsdException w:name="heading 3" w:uiPriority="9" w:semiHidden="1" w:unhideWhenUsed="1" w:qFormat="1"/>
-    <w:lsdException w:name="heading 4" w:uiPriority="9" w:semiHidden="1" w:unhideWhenUsed="1" w:qFormat="1"/>
-    <w:lsdException w:name="heading 5" w:uiPriority="9" w:semiHidden="1" w:unhideWhenUsed="1" w:qFormat="1"/>
-    <w:lsdException w:name="heading 6" w:uiPriority="9" w:semiHidden="1" w:unhideWhenUsed="1" w:qFormat="1"/>
-    <w:lsdException w:name="heading 7" w:uiPriority="9" w:semiHidden="1" w:unhideWhenUsed="1" w:qFormat="1"/>
-    <w:lsdException w:name="heading 8" w:uiPriority="9" w:semiHidden="1" w:unhideWhenUsed="1" w:qFormat="1"/>
-    <w:lsdException w:name="heading 9" w:uiPriority="9" w:semiHidden="1" w:unhideWhenUsed="1" w:qFormat="1"/>
+    <w:lsdException w:name="heading 2" w:semiHidden="1" w:uiPriority="9" w:unhideWhenUsed="1" w:qFormat="1"/>
+    <w:lsdException w:name="heading 3" w:semiHidden="1" w:uiPriority="9" w:unhideWhenUsed="1" w:qFormat="1"/>
+    <w:lsdException w:name="heading 4" w:semiHidden="1" w:uiPriority="9" w:unhideWhenUsed="1" w:qFormat="1"/>
+    <w:lsdException w:name="heading 5" w:semiHidden="1" w:uiPriority="9" w:unhideWhenUsed="1" w:qFormat="1"/>
+    <w:lsdException w:name="heading 6" w:semiHidden="1" w:uiPriority="9" w:unhideWhenUsed="1" w:qFormat="1"/>
+    <w:lsdException w:name="heading 7" w:semiHidden="1" w:uiPriority="9" w:unhideWhenUsed="1" w:qFormat="1"/>
+    <w:lsdException w:name="heading 8" w:semiHidden="1" w:uiPriority="9" w:unhideWhenUsed="1" w:qFormat="1"/>
+    <w:lsdException w:name="heading 9" w:semiHidden="1" w:uiPriority="9" w:unhideWhenUsed="1" w:qFormat="1"/>
     <w:lsdException w:name="index 1" w:semiHidden="1" w:unhideWhenUsed="1"/>
     <w:lsdException w:name="index 2" w:semiHidden="1" w:unhideWhenUsed="1"/>
     <w:lsdException w:name="index 3" w:semiHidden="1" w:unhideWhenUsed="1"/>
@@ -780,22 +1088,22 @@
     <w:lsdException w:name="index 7" w:semiHidden="1" w:unhideWhenUsed="1"/>
     <w:lsdException w:name="index 8" w:semiHidden="1" w:unhideWhenUsed="1"/>
     <w:lsdException w:name="index 9" w:semiHidden="1" w:unhideWhenUsed="1"/>
-    <w:lsdException w:name="toc 1" w:uiPriority="39" w:semiHidden="1" w:unhideWhenUsed="1"/>
-    <w:lsdException w:name="toc 2" w:uiPriority="39" w:semiHidden="1" w:unhideWhenUsed="1"/>
-    <w:lsdException w:name="toc 3" w:uiPriority="39" w:semiHidden="1" w:unhideWhenUsed="1"/>
-    <w:lsdException w:name="toc 4" w:uiPriority="39" w:semiHidden="1" w:unhideWhenUsed="1"/>
-    <w:lsdException w:name="toc 5" w:uiPriority="39" w:semiHidden="1" w:unhideWhenUsed="1"/>
-    <w:lsdException w:name="toc 6" w:uiPriority="39" w:semiHidden="1" w:unhideWhenUsed="1"/>
-    <w:lsdException w:name="toc 7" w:uiPriority="39" w:semiHidden="1" w:unhideWhenUsed="1"/>
-    <w:lsdException w:name="toc 8" w:uiPriority="39" w:semiHidden="1" w:unhideWhenUsed="1"/>
-    <w:lsdException w:name="toc 9" w:uiPriority="39" w:semiHidden="1" w:unhideWhenUsed="1"/>
+    <w:lsdException w:name="toc 1" w:semiHidden="1" w:uiPriority="39" w:unhideWhenUsed="1"/>
+    <w:lsdException w:name="toc 2" w:semiHidden="1" w:uiPriority="39" w:unhideWhenUsed="1"/>
+    <w:lsdException w:name="toc 3" w:semiHidden="1" w:uiPriority="39" w:unhideWhenUsed="1"/>
+    <w:lsdException w:name="toc 4" w:semiHidden="1" w:uiPriority="39" w:unhideWhenUsed="1"/>
+    <w:lsdException w:name="toc 5" w:semiHidden="1" w:uiPriority="39" w:unhideWhenUsed="1"/>
+    <w:lsdException w:name="toc 6" w:semiHidden="1" w:uiPriority="39" w:unhideWhenUsed="1"/>
+    <w:lsdException w:name="toc 7" w:semiHidden="1" w:uiPriority="39" w:unhideWhenUsed="1"/>
+    <w:lsdException w:name="toc 8" w:semiHidden="1" w:uiPriority="39" w:unhideWhenUsed="1"/>
+    <w:lsdException w:name="toc 9" w:semiHidden="1" w:uiPriority="39" w:unhideWhenUsed="1"/>
     <w:lsdException w:name="Normal Indent" w:semiHidden="1" w:unhideWhenUsed="1"/>
     <w:lsdException w:name="footnote text" w:semiHidden="1" w:unhideWhenUsed="1"/>
     <w:lsdException w:name="annotation text" w:semiHidden="1" w:unhideWhenUsed="1"/>
     <w:lsdException w:name="header" w:semiHidden="1" w:unhideWhenUsed="1"/>
     <w:lsdException w:name="footer" w:semiHidden="1" w:unhideWhenUsed="1"/>
     <w:lsdException w:name="index heading" w:semiHidden="1" w:unhideWhenUsed="1"/>
-    <w:lsdException w:name="caption" w:uiPriority="35" w:semiHidden="1" w:unhideWhenUsed="1" w:qFormat="1"/>
+    <w:lsdException w:name="caption" w:semiHidden="1" w:uiPriority="35" w:unhideWhenUsed="1" w:qFormat="1"/>
     <w:lsdException w:name="table of figures" w:semiHidden="1" w:unhideWhenUsed="1"/>
     <w:lsdException w:name="envelope address" w:semiHidden="1" w:unhideWhenUsed="1"/>
     <w:lsdException w:name="envelope return" w:semiHidden="1" w:unhideWhenUsed="1"/>
@@ -826,7 +1134,7 @@
     <w:lsdException w:name="Title" w:uiPriority="10" w:qFormat="1"/>
     <w:lsdException w:name="Closing" w:semiHidden="1" w:unhideWhenUsed="1"/>
     <w:lsdException w:name="Signature" w:semiHidden="1" w:unhideWhenUsed="1"/>
-    <w:lsdException w:name="Default Paragraph Font" w:uiPriority="1" w:semiHidden="1" w:unhideWhenUsed="1"/>
+    <w:lsdException w:name="Default Paragraph Font" w:semiHidden="1" w:uiPriority="1" w:unhideWhenUsed="1"/>
     <w:lsdException w:name="Body Text" w:semiHidden="1" w:unhideWhenUsed="1"/>
     <w:lsdException w:name="Body Text Indent" w:semiHidden="1" w:unhideWhenUsed="1"/>
     <w:lsdException w:name="List Continue" w:semiHidden="1" w:unhideWhenUsed="1"/>
@@ -915,7 +1223,7 @@
     <w:lsdException w:name="Table Web 2" w:semiHidden="1" w:unhideWhenUsed="1"/>
     <w:lsdException w:name="Table Web 3" w:semiHidden="1" w:unhideWhenUsed="1"/>
     <w:lsdException w:name="Balloon Text" w:semiHidden="1" w:unhideWhenUsed="1"/>
-    <w:lsdException w:name="Table Grid" w:uiPriority="59"/>
+    <w:lsdException w:name="Table Grid" w:semiHidden="1" w:uiPriority="59" w:unhideWhenUsed="1"/>
     <w:lsdException w:name="Table Theme" w:semiHidden="1" w:unhideWhenUsed="1"/>
     <w:lsdException w:name="Placeholder Text" w:semiHidden="1"/>
     <w:lsdException w:name="No Spacing" w:uiPriority="1" w:qFormat="1"/>
@@ -1026,8 +1334,8 @@
     <w:lsdException w:name="Subtle Reference" w:uiPriority="31" w:qFormat="1"/>
     <w:lsdException w:name="Intense Reference" w:uiPriority="32" w:qFormat="1"/>
     <w:lsdException w:name="Book Title" w:uiPriority="33" w:qFormat="1"/>
-    <w:lsdException w:name="Bibliography" w:uiPriority="37" w:semiHidden="1" w:unhideWhenUsed="1"/>
-    <w:lsdException w:name="TOC Heading" w:uiPriority="39" w:semiHidden="1" w:unhideWhenUsed="1" w:qFormat="1"/>
+    <w:lsdException w:name="Bibliography" w:semiHidden="1" w:uiPriority="37" w:unhideWhenUsed="1"/>
+    <w:lsdException w:name="TOC Heading" w:semiHidden="1" w:uiPriority="39" w:unhideWhenUsed="1" w:qFormat="1"/>
     <w:lsdException w:name="Plain Table 1" w:uiPriority="41"/>
     <w:lsdException w:name="Plain Table 2" w:uiPriority="42"/>
     <w:lsdException w:name="Plain Table 3" w:uiPriority="43"/>
@@ -1136,105 +1444,38 @@
     <w:lsdException w:name="Smart Hyperlink" w:semiHidden="1" w:unhideWhenUsed="1"/>
     <w:lsdException w:name="Hashtag" w:semiHidden="1" w:unhideWhenUsed="1"/>
     <w:lsdException w:name="Unresolved Mention" w:semiHidden="1" w:unhideWhenUsed="1"/>
-    <w:lsdException w:name="Smart Link" w:semiHidden="1" w:unhideWhenUsed="1"/>
   </w:latentStyles>
-  <w:style w:type="paragraph" w:styleId="Normal" w:default="1">
+  <w:style w:type="paragraph" w:default="1" w:styleId="Normal">
     <w:name w:val="Normal"/>
     <w:qFormat/>
-    <w:rsid w:val="00f72e5a"/>
-    <w:pPr>
-      <w:widowControl/>
-      <w:bidi w:val="0"/>
-      <w:spacing w:lineRule="auto" w:line="276" w:before="0" w:after="200"/>
-      <w:jc w:val="left"/>
-    </w:pPr>
-    <w:rPr>
-      <w:rFonts w:ascii="Calibri" w:hAnsi="Calibri" w:eastAsia="Calibri" w:cs="" w:asciiTheme="minorHAnsi" w:cstheme="minorBidi" w:eastAsiaTheme="minorHAnsi" w:hAnsiTheme="minorHAnsi"/>
-      <w:color w:val="auto"/>
-      <w:kern w:val="0"/>
-      <w:sz w:val="22"/>
-      <w:szCs w:val="22"/>
-      <w:lang w:val="en-US" w:eastAsia="en-US" w:bidi="ar-SA"/>
-    </w:rPr>
+    <w:rsid w:val="00F72E5A"/>
   </w:style>
-  <w:style w:type="character" w:styleId="DefaultParagraphFont" w:default="1">
+  <w:style w:type="character" w:default="1" w:styleId="DefaultParagraphFont">
     <w:name w:val="Default Paragraph Font"/>
     <w:uiPriority w:val="1"/>
     <w:semiHidden/>
     <w:unhideWhenUsed/>
-    <w:qFormat/>
-    <w:rPr/>
   </w:style>
-  <w:style w:type="character" w:styleId="PlainTextChar" w:customStyle="1">
-    <w:name w:val="Plain Text Char"/>
-    <w:basedOn w:val="DefaultParagraphFont"/>
-    <w:link w:val="PlainText"/>
+  <w:style w:type="table" w:default="1" w:styleId="TableNormal">
+    <w:name w:val="Normal Table"/>
     <w:uiPriority w:val="99"/>
-    <w:qFormat/>
-    <w:rsid w:val="00c73d0b"/>
-    <w:rPr>
-      <w:rFonts w:ascii="Consolas" w:hAnsi="Consolas"/>
-      <w:sz w:val="21"/>
-      <w:szCs w:val="21"/>
-    </w:rPr>
+    <w:semiHidden/>
+    <w:unhideWhenUsed/>
+    <w:tblPr>
+      <w:tblInd w:w="0" w:type="dxa"/>
+      <w:tblCellMar>
+        <w:top w:w="0" w:type="dxa"/>
+        <w:left w:w="108" w:type="dxa"/>
+        <w:bottom w:w="0" w:type="dxa"/>
+        <w:right w:w="108" w:type="dxa"/>
+      </w:tblCellMar>
+    </w:tblPr>
   </w:style>
-  <w:style w:type="paragraph" w:styleId="Heading">
-    <w:name w:val="Heading"/>
-    <w:basedOn w:val="Normal"/>
-    <w:next w:val="BodyText"/>
-    <w:qFormat/>
-    <w:pPr>
-      <w:keepNext w:val="true"/>
-      <w:spacing w:before="240" w:after="120"/>
-    </w:pPr>
-    <w:rPr>
-      <w:rFonts w:ascii="Liberation Sans" w:hAnsi="Liberation Sans" w:eastAsia="Noto Sans CJK SC" w:cs="FreeSans"/>
-      <w:sz w:val="28"/>
-      <w:szCs w:val="28"/>
-    </w:rPr>
-  </w:style>
-  <w:style w:type="paragraph" w:styleId="BodyText">
-    <w:name w:val="Body Text"/>
-    <w:basedOn w:val="Normal"/>
-    <w:pPr>
-      <w:spacing w:lineRule="auto" w:line="276" w:before="0" w:after="140"/>
-    </w:pPr>
-    <w:rPr/>
-  </w:style>
-  <w:style w:type="paragraph" w:styleId="List">
-    <w:name w:val="List"/>
-    <w:basedOn w:val="BodyText"/>
-    <w:pPr/>
-    <w:rPr>
-      <w:rFonts w:cs="FreeSans"/>
-    </w:rPr>
-  </w:style>
-  <w:style w:type="paragraph" w:styleId="Caption">
-    <w:name w:val="Caption"/>
-    <w:basedOn w:val="Normal"/>
-    <w:qFormat/>
-    <w:pPr>
-      <w:suppressLineNumbers/>
-      <w:spacing w:before="120" w:after="120"/>
-    </w:pPr>
-    <w:rPr>
-      <w:rFonts w:cs="FreeSans"/>
-      <w:i/>
-      <w:iCs/>
-      <w:sz w:val="24"/>
-      <w:szCs w:val="24"/>
-    </w:rPr>
-  </w:style>
-  <w:style w:type="paragraph" w:styleId="Index">
-    <w:name w:val="Index"/>
-    <w:basedOn w:val="Normal"/>
-    <w:qFormat/>
-    <w:pPr>
-      <w:suppressLineNumbers/>
-    </w:pPr>
-    <w:rPr>
-      <w:rFonts w:cs="FreeSans"/>
-    </w:rPr>
+  <w:style w:type="numbering" w:default="1" w:styleId="NoList">
+    <w:name w:val="No List"/>
+    <w:uiPriority w:val="99"/>
+    <w:semiHidden/>
+    <w:unhideWhenUsed/>
   </w:style>
   <w:style w:type="paragraph" w:styleId="PlainText">
     <w:name w:val="Plain Text"/>
@@ -1242,11 +1483,22 @@
     <w:link w:val="PlainTextChar"/>
     <w:uiPriority w:val="99"/>
     <w:unhideWhenUsed/>
-    <w:qFormat/>
-    <w:rsid w:val="00c73d0b"/>
+    <w:rsid w:val="00C73D0B"/>
     <w:pPr>
-      <w:spacing w:lineRule="auto" w:line="240" w:before="0" w:after="0"/>
+      <w:spacing w:after="0" w:line="240" w:lineRule="auto"/>
     </w:pPr>
+    <w:rPr>
+      <w:rFonts w:ascii="Consolas" w:hAnsi="Consolas"/>
+      <w:sz w:val="21"/>
+      <w:szCs w:val="21"/>
+    </w:rPr>
+  </w:style>
+  <w:style w:type="character" w:customStyle="1" w:styleId="PlainTextChar">
+    <w:name w:val="Plain Text Char"/>
+    <w:basedOn w:val="DefaultParagraphFont"/>
+    <w:link w:val="PlainText"/>
+    <w:uiPriority w:val="99"/>
+    <w:rsid w:val="00C73D0B"/>
     <w:rPr>
       <w:rFonts w:ascii="Consolas" w:hAnsi="Consolas"/>
       <w:sz w:val="21"/>
@@ -1258,74 +1510,51 @@
     <w:basedOn w:val="Normal"/>
     <w:uiPriority w:val="34"/>
     <w:qFormat/>
-    <w:rsid w:val="000e1850"/>
+    <w:rsid w:val="000E1850"/>
     <w:pPr>
-      <w:spacing w:before="0" w:after="200"/>
       <w:ind w:left="720"/>
       <w:contextualSpacing/>
     </w:pPr>
-    <w:rPr/>
-  </w:style>
-  <w:style w:type="numbering" w:styleId="NoList" w:default="1">
-    <w:name w:val="No List"/>
-    <w:uiPriority w:val="99"/>
-    <w:semiHidden/>
-    <w:unhideWhenUsed/>
-    <w:qFormat/>
-  </w:style>
-  <w:style w:type="table" w:default="1" w:styleId="TableNormal">
-    <w:name w:val="Normal Table"/>
-    <w:uiPriority w:val="99"/>
-    <w:semiHidden/>
-    <w:unhideWhenUsed/>
-    <w:tblPr>
-      <w:tblCellMar>
-        <w:top w:w="0" w:type="dxa"/>
-        <w:left w:w="108" w:type="dxa"/>
-        <w:bottom w:w="0" w:type="dxa"/>
-        <w:right w:w="108" w:type="dxa"/>
-      </w:tblCellMar>
-    </w:tblPr>
   </w:style>
 </w:styles>
 </file>
 
 <file path=word/theme/theme1.xml><?xml version="1.0" encoding="utf-8"?>
-<a:theme xmlns:a="http://schemas.openxmlformats.org/drawingml/2006/main" xmlns:r="http://schemas.openxmlformats.org/officeDocument/2006/relationships" name="Office Theme">
+<a:theme xmlns:a="http://schemas.openxmlformats.org/drawingml/2006/main" name="Office Theme">
   <a:themeElements>
     <a:clrScheme name="Office">
       <a:dk1>
-        <a:srgbClr val="000000"/>
+        <a:sysClr val="windowText" lastClr="000000"/>
       </a:dk1>
       <a:lt1>
-        <a:srgbClr val="ffffff"/>
+        <a:sysClr val="window" lastClr="FFFFFF"/>
       </a:lt1>
       <a:dk2>
-        <a:srgbClr val="1f497d"/>
+        <a:srgbClr val="1F497D"/>
       </a:dk2>
       <a:lt2>
-        <a:srgbClr val="eeece1"/>
+        <a:srgbClr val="EEECE1"/>
       </a:lt2>
       <a:accent1>
-        <a:srgbClr val="4f81bd"/>
+        <a:srgbClr val="4F81BD"/>
       </a:accent1>
       <a:accent2>
-        <a:srgbClr val="c0504d"/>
+        <a:srgbClr val="C0504D"/>
       </a:accent2>
       <a:accent3>
-        <a:srgbClr val="9bbb59"/>
+        <a:srgbClr val="9BBB59"/>
       </a:accent3>
       <a:accent4>
-        <a:srgbClr val="8064a2"/>
+        <a:srgbClr val="8064A2"/>
       </a:accent4>
       <a:accent5>
-        <a:srgbClr val="4bacc6"/>
+        <a:srgbClr val="4BACC6"/>
       </a:accent5>
       <a:accent6>
-        <a:srgbClr val="f79646"/>
+        <a:srgbClr val="F79646"/>
       </a:accent6>
       <a:hlink>
-        <a:srgbClr val="0000ff"/>
+        <a:srgbClr val="0000FF"/>
       </a:hlink>
       <a:folHlink>
         <a:srgbClr val="800080"/>
@@ -1333,134 +1562,242 @@
     </a:clrScheme>
     <a:fontScheme name="Office">
       <a:majorFont>
-        <a:latin typeface="Cambria" pitchFamily="0" charset="1"/>
+        <a:latin typeface="Cambria"/>
         <a:ea typeface=""/>
         <a:cs typeface=""/>
+        <a:font script="Jpan" typeface="ＭＳ ゴシック"/>
+        <a:font script="Hang" typeface="맑은 고딕"/>
+        <a:font script="Hans" typeface="宋体"/>
+        <a:font script="Hant" typeface="新細明體"/>
+        <a:font script="Arab" typeface="Times New Roman"/>
+        <a:font script="Hebr" typeface="Times New Roman"/>
+        <a:font script="Thai" typeface="Angsana New"/>
+        <a:font script="Ethi" typeface="Nyala"/>
+        <a:font script="Beng" typeface="Vrinda"/>
+        <a:font script="Gujr" typeface="Shruti"/>
+        <a:font script="Khmr" typeface="MoolBoran"/>
+        <a:font script="Knda" typeface="Tunga"/>
+        <a:font script="Guru" typeface="Raavi"/>
+        <a:font script="Cans" typeface="Euphemia"/>
+        <a:font script="Cher" typeface="Plantagenet Cherokee"/>
+        <a:font script="Yiii" typeface="Microsoft Yi Baiti"/>
+        <a:font script="Tibt" typeface="Microsoft Himalaya"/>
+        <a:font script="Thaa" typeface="MV Boli"/>
+        <a:font script="Deva" typeface="Mangal"/>
+        <a:font script="Telu" typeface="Gautami"/>
+        <a:font script="Taml" typeface="Latha"/>
+        <a:font script="Syrc" typeface="Estrangelo Edessa"/>
+        <a:font script="Orya" typeface="Kalinga"/>
+        <a:font script="Mlym" typeface="Kartika"/>
+        <a:font script="Laoo" typeface="DokChampa"/>
+        <a:font script="Sinh" typeface="Iskoola Pota"/>
+        <a:font script="Mong" typeface="Mongolian Baiti"/>
+        <a:font script="Viet" typeface="Times New Roman"/>
+        <a:font script="Uigh" typeface="Microsoft Uighur"/>
       </a:majorFont>
       <a:minorFont>
-        <a:latin typeface="Calibri" pitchFamily="0" charset="1"/>
+        <a:latin typeface="Calibri"/>
         <a:ea typeface=""/>
         <a:cs typeface=""/>
+        <a:font script="Jpan" typeface="ＭＳ 明朝"/>
+        <a:font script="Hang" typeface="맑은 고딕"/>
+        <a:font script="Hans" typeface="宋体"/>
+        <a:font script="Hant" typeface="新細明體"/>
+        <a:font script="Arab" typeface="Arial"/>
+        <a:font script="Hebr" typeface="Arial"/>
+        <a:font script="Thai" typeface="Cordia New"/>
+        <a:font script="Ethi" typeface="Nyala"/>
+        <a:font script="Beng" typeface="Vrinda"/>
+        <a:font script="Gujr" typeface="Shruti"/>
+        <a:font script="Khmr" typeface="DaunPenh"/>
+        <a:font script="Knda" typeface="Tunga"/>
+        <a:font script="Guru" typeface="Raavi"/>
+        <a:font script="Cans" typeface="Euphemia"/>
+        <a:font script="Cher" typeface="Plantagenet Cherokee"/>
+        <a:font script="Yiii" typeface="Microsoft Yi Baiti"/>
+        <a:font script="Tibt" typeface="Microsoft Himalaya"/>
+        <a:font script="Thaa" typeface="MV Boli"/>
+        <a:font script="Deva" typeface="Mangal"/>
+        <a:font script="Telu" typeface="Gautami"/>
+        <a:font script="Taml" typeface="Latha"/>
+        <a:font script="Syrc" typeface="Estrangelo Edessa"/>
+        <a:font script="Orya" typeface="Kalinga"/>
+        <a:font script="Mlym" typeface="Kartika"/>
+        <a:font script="Laoo" typeface="DokChampa"/>
+        <a:font script="Sinh" typeface="Iskoola Pota"/>
+        <a:font script="Mong" typeface="Mongolian Baiti"/>
+        <a:font script="Viet" typeface="Arial"/>
+        <a:font script="Uigh" typeface="Microsoft Uighur"/>
       </a:minorFont>
     </a:fontScheme>
-    <a:fmtScheme>
+    <a:fmtScheme name="Office">
       <a:fillStyleLst>
         <a:solidFill>
           <a:schemeClr val="phClr"/>
         </a:solidFill>
-        <a:gradFill>
+        <a:gradFill rotWithShape="1">
           <a:gsLst>
             <a:gs pos="0">
               <a:schemeClr val="phClr">
                 <a:tint val="50000"/>
+                <a:satMod val="300000"/>
               </a:schemeClr>
             </a:gs>
             <a:gs pos="35000">
               <a:schemeClr val="phClr">
                 <a:tint val="37000"/>
+                <a:satMod val="300000"/>
               </a:schemeClr>
             </a:gs>
             <a:gs pos="100000">
               <a:schemeClr val="phClr">
                 <a:tint val="15000"/>
+                <a:satMod val="350000"/>
               </a:schemeClr>
             </a:gs>
           </a:gsLst>
           <a:lin ang="16200000" scaled="1"/>
-          <a:tileRect l="0" t="0" r="0" b="0"/>
         </a:gradFill>
-        <a:gradFill>
+        <a:gradFill rotWithShape="1">
           <a:gsLst>
             <a:gs pos="0">
               <a:schemeClr val="phClr">
                 <a:shade val="51000"/>
+                <a:satMod val="130000"/>
               </a:schemeClr>
             </a:gs>
             <a:gs pos="80000">
               <a:schemeClr val="phClr">
                 <a:shade val="93000"/>
+                <a:satMod val="130000"/>
               </a:schemeClr>
             </a:gs>
             <a:gs pos="100000">
               <a:schemeClr val="phClr">
                 <a:shade val="94000"/>
+                <a:satMod val="135000"/>
               </a:schemeClr>
             </a:gs>
           </a:gsLst>
           <a:lin ang="16200000" scaled="0"/>
-          <a:tileRect l="0" t="0" r="0" b="0"/>
         </a:gradFill>
       </a:fillStyleLst>
       <a:lnStyleLst>
         <a:ln w="9525" cap="flat" cmpd="sng" algn="ctr">
+          <a:solidFill>
+            <a:schemeClr val="phClr">
+              <a:shade val="95000"/>
+              <a:satMod val="105000"/>
+            </a:schemeClr>
+          </a:solidFill>
           <a:prstDash val="solid"/>
         </a:ln>
         <a:ln w="25400" cap="flat" cmpd="sng" algn="ctr">
+          <a:solidFill>
+            <a:schemeClr val="phClr"/>
+          </a:solidFill>
           <a:prstDash val="solid"/>
         </a:ln>
         <a:ln w="38100" cap="flat" cmpd="sng" algn="ctr">
+          <a:solidFill>
+            <a:schemeClr val="phClr"/>
+          </a:solidFill>
           <a:prstDash val="solid"/>
         </a:ln>
       </a:lnStyleLst>
       <a:effectStyleLst>
         <a:effectStyle>
-          <a:effectLst/>
+          <a:effectLst>
+            <a:outerShdw blurRad="40000" dist="20000" dir="5400000" rotWithShape="0">
+              <a:srgbClr val="000000">
+                <a:alpha val="38000"/>
+              </a:srgbClr>
+            </a:outerShdw>
+          </a:effectLst>
         </a:effectStyle>
         <a:effectStyle>
-          <a:effectLst/>
+          <a:effectLst>
+            <a:outerShdw blurRad="40000" dist="23000" dir="5400000" rotWithShape="0">
+              <a:srgbClr val="000000">
+                <a:alpha val="35000"/>
+              </a:srgbClr>
+            </a:outerShdw>
+          </a:effectLst>
         </a:effectStyle>
         <a:effectStyle>
-          <a:effectLst/>
+          <a:effectLst>
+            <a:outerShdw blurRad="40000" dist="23000" dir="5400000" rotWithShape="0">
+              <a:srgbClr val="000000">
+                <a:alpha val="35000"/>
+              </a:srgbClr>
+            </a:outerShdw>
+          </a:effectLst>
+          <a:scene3d>
+            <a:camera prst="orthographicFront">
+              <a:rot lat="0" lon="0" rev="0"/>
+            </a:camera>
+            <a:lightRig rig="threePt" dir="t">
+              <a:rot lat="0" lon="0" rev="1200000"/>
+            </a:lightRig>
+          </a:scene3d>
+          <a:sp3d>
+            <a:bevelT w="63500" h="25400"/>
+          </a:sp3d>
         </a:effectStyle>
       </a:effectStyleLst>
       <a:bgFillStyleLst>
         <a:solidFill>
           <a:schemeClr val="phClr"/>
         </a:solidFill>
-        <a:gradFill>
+        <a:gradFill rotWithShape="1">
           <a:gsLst>
             <a:gs pos="0">
               <a:schemeClr val="phClr">
                 <a:tint val="40000"/>
+                <a:satMod val="350000"/>
               </a:schemeClr>
             </a:gs>
             <a:gs pos="40000">
               <a:schemeClr val="phClr">
                 <a:tint val="45000"/>
                 <a:shade val="99000"/>
+                <a:satMod val="350000"/>
               </a:schemeClr>
             </a:gs>
             <a:gs pos="100000">
               <a:schemeClr val="phClr">
                 <a:shade val="20000"/>
+                <a:satMod val="255000"/>
               </a:schemeClr>
             </a:gs>
           </a:gsLst>
           <a:path path="circle">
             <a:fillToRect l="50000" t="-80000" r="50000" b="180000"/>
           </a:path>
-          <a:tileRect l="0" t="0" r="0" b="0"/>
         </a:gradFill>
-        <a:gradFill>
+        <a:gradFill rotWithShape="1">
           <a:gsLst>
             <a:gs pos="0">
               <a:schemeClr val="phClr">
                 <a:tint val="80000"/>
+                <a:satMod val="300000"/>
               </a:schemeClr>
             </a:gs>
             <a:gs pos="100000">
               <a:schemeClr val="phClr">
                 <a:shade val="30000"/>
+                <a:satMod val="200000"/>
               </a:schemeClr>
             </a:gs>
           </a:gsLst>
           <a:path path="circle">
             <a:fillToRect l="50000" t="50000" r="50000" b="50000"/>
           </a:path>
-          <a:tileRect l="0" t="0" r="0" b="0"/>
         </a:gradFill>
       </a:bgFillStyleLst>
     </a:fmtScheme>
   </a:themeElements>
+  <a:objectDefaults/>
+  <a:extraClrSchemeLst/>
 </a:theme>
 </file>